--- a/doc/PozadavkyPGRF1_Task1_2026.docx
+++ b/doc/PozadavkyPGRF1_Task1_2026.docx
@@ -7,7 +7,7 @@
         <w:tblStyle w:val="GridTable2"/>
         <w:tblW w:w="15304" w:type="dxa"/>
         <w:jc w:val="start"/>
-        <w:tblInd w:w="0" w:type="dxa"/>
+        <w:tblInd w:w="113" w:type="dxa"/>
         <w:tblLayout w:type="fixed"/>
         <w:tblCellMar>
           <w:top w:w="0" w:type="dxa"/>
@@ -20,9 +20,9 @@
       <w:tblGrid>
         <w:gridCol w:w="1980"/>
         <w:gridCol w:w="3826"/>
-        <w:gridCol w:w="1559"/>
+        <w:gridCol w:w="1558"/>
         <w:gridCol w:w="2268"/>
-        <w:gridCol w:w="5671"/>
+        <w:gridCol w:w="5672"/>
       </w:tblGrid>
       <w:tr>
         <w:trPr>
@@ -45,6 +45,7 @@
             <w:pPr>
               <w:pStyle w:val="Normal"/>
               <w:widowControl/>
+              <w:suppressAutoHyphens w:val="true"/>
               <w:spacing w:lineRule="auto" w:line="240" w:before="0" w:after="0"/>
               <w:jc w:val="start"/>
               <w:rPr>
@@ -72,7 +73,7 @@
         </w:tc>
         <w:tc>
           <w:tcPr>
-            <w:tcW w:w="1559" w:type="dxa"/>
+            <w:tcW w:w="1558" w:type="dxa"/>
             <w:tcBorders>
               <w:top w:val="single" w:sz="4" w:space="0" w:color="000000"/>
               <w:bottom w:val="single" w:sz="4" w:space="0" w:color="000000"/>
@@ -83,6 +84,7 @@
             <w:pPr>
               <w:pStyle w:val="Normal"/>
               <w:widowControl/>
+              <w:suppressAutoHyphens w:val="true"/>
               <w:spacing w:lineRule="auto" w:line="240" w:before="0" w:after="0"/>
               <w:jc w:val="center"/>
               <w:cnfStyle w:val="100000000000" w:firstRow="1" w:lastRow="0" w:firstColumn="0" w:lastColumn="0" w:oddVBand="0" w:evenVBand="0" w:oddHBand="0" w:evenHBand="0" w:firstRowFirstColumn="0" w:firstRowLastColumn="0" w:lastRowFirstColumn="0" w:lastRowLastColumn="0"/>
@@ -122,6 +124,7 @@
             <w:pPr>
               <w:pStyle w:val="Normal"/>
               <w:widowControl/>
+              <w:suppressAutoHyphens w:val="true"/>
               <w:spacing w:lineRule="auto" w:line="240" w:before="0" w:after="0"/>
               <w:jc w:val="center"/>
               <w:cnfStyle w:val="100000000000" w:firstRow="1" w:lastRow="0" w:firstColumn="0" w:lastColumn="0" w:oddVBand="0" w:evenVBand="0" w:oddHBand="0" w:evenHBand="0" w:firstRowFirstColumn="0" w:firstRowLastColumn="0" w:lastRowFirstColumn="0" w:lastRowLastColumn="0"/>
@@ -148,7 +151,7 @@
         </w:tc>
         <w:tc>
           <w:tcPr>
-            <w:tcW w:w="5671" w:type="dxa"/>
+            <w:tcW w:w="5672" w:type="dxa"/>
             <w:tcBorders>
               <w:top w:val="single" w:sz="4" w:space="0" w:color="000000"/>
               <w:bottom w:val="single" w:sz="4" w:space="0" w:color="000000"/>
@@ -160,6 +163,7 @@
             <w:pPr>
               <w:pStyle w:val="Normal"/>
               <w:widowControl/>
+              <w:suppressAutoHyphens w:val="true"/>
               <w:spacing w:lineRule="auto" w:line="240" w:before="0" w:after="0"/>
               <w:jc w:val="center"/>
               <w:cnfStyle w:val="100000000000" w:firstRow="1" w:lastRow="0" w:firstColumn="0" w:lastColumn="0" w:oddVBand="0" w:evenVBand="0" w:oddHBand="0" w:evenHBand="0" w:firstRowFirstColumn="0" w:firstRowLastColumn="0" w:lastRowFirstColumn="0" w:lastRowLastColumn="0"/>
@@ -207,6 +211,7 @@
             <w:pPr>
               <w:pStyle w:val="Normal"/>
               <w:widowControl/>
+              <w:suppressAutoHyphens w:val="true"/>
               <w:spacing w:lineRule="auto" w:line="240" w:before="0" w:after="0"/>
               <w:jc w:val="start"/>
               <w:rPr>
@@ -246,6 +251,7 @@
             <w:pPr>
               <w:pStyle w:val="Normal"/>
               <w:widowControl/>
+              <w:suppressAutoHyphens w:val="true"/>
               <w:spacing w:lineRule="auto" w:line="240" w:before="0" w:after="0"/>
               <w:jc w:val="start"/>
               <w:cnfStyle w:val="000000100000" w:firstRow="0" w:lastRow="0" w:firstColumn="0" w:lastColumn="0" w:oddVBand="0" w:evenVBand="0" w:oddHBand="1" w:evenHBand="0" w:firstRowFirstColumn="0" w:firstRowLastColumn="0" w:lastRowFirstColumn="0" w:lastRowLastColumn="0"/>
@@ -270,7 +276,7 @@
         </w:tc>
         <w:tc>
           <w:tcPr>
-            <w:tcW w:w="1559" w:type="dxa"/>
+            <w:tcW w:w="1558" w:type="dxa"/>
             <w:tcBorders>
               <w:top w:val="single" w:sz="4" w:space="0" w:color="000000"/>
               <w:start w:val="single" w:sz="4" w:space="0" w:color="000000"/>
@@ -284,6 +290,7 @@
             <w:pPr>
               <w:pStyle w:val="Normal"/>
               <w:widowControl/>
+              <w:suppressAutoHyphens w:val="true"/>
               <w:spacing w:lineRule="auto" w:line="240" w:before="0" w:after="0"/>
               <w:jc w:val="center"/>
               <w:cnfStyle w:val="000000100000" w:firstRow="0" w:lastRow="0" w:firstColumn="0" w:lastColumn="0" w:oddVBand="0" w:evenVBand="0" w:oddHBand="1" w:evenHBand="0" w:firstRowFirstColumn="0" w:firstRowLastColumn="0" w:lastRowFirstColumn="0" w:lastRowLastColumn="0"/>
@@ -324,6 +331,7 @@
             <w:pPr>
               <w:pStyle w:val="Normal"/>
               <w:widowControl/>
+              <w:suppressAutoHyphens w:val="true"/>
               <w:spacing w:lineRule="auto" w:line="240" w:before="0" w:after="0"/>
               <w:jc w:val="center"/>
               <w:cnfStyle w:val="000000100000" w:firstRow="0" w:lastRow="0" w:firstColumn="0" w:lastColumn="0" w:oddVBand="0" w:evenVBand="0" w:oddHBand="1" w:evenHBand="0" w:firstRowFirstColumn="0" w:firstRowLastColumn="0" w:lastRowFirstColumn="0" w:lastRowLastColumn="0"/>
@@ -338,18 +346,17 @@
             <w:r>
               <w:rPr>
                 <w:rFonts w:eastAsia="Times New Roman" w:cs="Times New Roman" w:ascii="Times New Roman" w:hAnsi="Times New Roman"/>
-                <w:kern w:val="0"/>
                 <w:sz w:val="20"/>
                 <w:szCs w:val="20"/>
                 <w:highlight w:val="yellow"/>
-                <w:lang w:val="cs-CZ" w:eastAsia="cs-CZ" w:bidi="ar-SA"/>
-              </w:rPr>
-            </w:r>
-          </w:p>
-        </w:tc>
-        <w:tc>
-          <w:tcPr>
-            <w:tcW w:w="5671" w:type="dxa"/>
+                <w:lang w:eastAsia="cs-CZ"/>
+              </w:rPr>
+            </w:r>
+          </w:p>
+        </w:tc>
+        <w:tc>
+          <w:tcPr>
+            <w:tcW w:w="5672" w:type="dxa"/>
             <w:tcBorders>
               <w:top w:val="single" w:sz="4" w:space="0" w:color="000000"/>
               <w:start w:val="single" w:sz="4" w:space="0" w:color="000000"/>
@@ -362,6 +369,7 @@
             <w:pPr>
               <w:pStyle w:val="Normal"/>
               <w:widowControl/>
+              <w:suppressAutoHyphens w:val="true"/>
               <w:spacing w:lineRule="auto" w:line="240" w:before="0" w:after="0"/>
               <w:jc w:val="start"/>
               <w:cnfStyle w:val="000000100000" w:firstRow="0" w:lastRow="0" w:firstColumn="0" w:lastColumn="0" w:oddVBand="0" w:evenVBand="0" w:oddHBand="1" w:evenHBand="0" w:firstRowFirstColumn="0" w:firstRowLastColumn="0" w:lastRowFirstColumn="0" w:lastRowLastColumn="0"/>
@@ -375,10 +383,9 @@
             <w:r>
               <w:rPr>
                 <w:rFonts w:eastAsia="Times New Roman" w:cs="Times New Roman" w:ascii="Times New Roman" w:hAnsi="Times New Roman"/>
-                <w:kern w:val="0"/>
-                <w:sz w:val="20"/>
-                <w:szCs w:val="20"/>
-                <w:lang w:val="cs-CZ" w:eastAsia="cs-CZ" w:bidi="ar-SA"/>
+                <w:sz w:val="20"/>
+                <w:szCs w:val="20"/>
+                <w:lang w:eastAsia="cs-CZ"/>
               </w:rPr>
             </w:r>
           </w:p>
@@ -404,6 +411,7 @@
             <w:pPr>
               <w:pStyle w:val="Normal"/>
               <w:widowControl/>
+              <w:suppressAutoHyphens w:val="true"/>
               <w:spacing w:lineRule="auto" w:line="240" w:before="0" w:after="0"/>
               <w:jc w:val="start"/>
               <w:cnfStyle w:val="001000000000" w:firstRow="0" w:lastRow="0" w:firstColumn="1" w:lastColumn="0" w:oddVBand="0" w:evenVBand="0" w:oddHBand="0" w:evenHBand="0" w:firstRowFirstColumn="0" w:firstRowLastColumn="0" w:lastRowFirstColumn="0" w:lastRowLastColumn="0"/>
@@ -420,52 +428,52 @@
                 <w:rFonts w:eastAsia="Times New Roman" w:cs="Arial" w:ascii="Arial" w:hAnsi="Arial"/>
                 <w:b w:val="false"/>
                 <w:bCs/>
+                <w:sz w:val="20"/>
+                <w:szCs w:val="24"/>
+                <w:lang w:eastAsia="cs-CZ"/>
+              </w:rPr>
+            </w:r>
+          </w:p>
+        </w:tc>
+        <w:tc>
+          <w:tcPr>
+            <w:tcW w:w="3826" w:type="dxa"/>
+            <w:tcBorders>
+              <w:top w:val="single" w:sz="4" w:space="0" w:color="000000"/>
+              <w:start w:val="single" w:sz="4" w:space="0" w:color="000000"/>
+              <w:bottom w:val="single" w:sz="4" w:space="0" w:color="000000"/>
+              <w:end w:val="single" w:sz="4" w:space="0" w:color="000000"/>
+            </w:tcBorders>
+          </w:tcPr>
+          <w:p>
+            <w:pPr>
+              <w:pStyle w:val="Normal"/>
+              <w:widowControl/>
+              <w:suppressAutoHyphens w:val="true"/>
+              <w:spacing w:lineRule="auto" w:line="240" w:before="0" w:after="0"/>
+              <w:jc w:val="start"/>
+              <w:rPr>
+                <w:rFonts w:ascii="Arial" w:hAnsi="Arial" w:eastAsia="Times New Roman" w:cs="Arial"/>
+                <w:sz w:val="20"/>
+                <w:szCs w:val="24"/>
+                <w:lang w:eastAsia="cs-CZ"/>
+              </w:rPr>
+            </w:pPr>
+            <w:r>
+              <w:rPr>
+                <w:rFonts w:eastAsia="Times New Roman" w:cs="Arial" w:ascii="Arial" w:hAnsi="Arial"/>
                 <w:kern w:val="0"/>
                 <w:sz w:val="20"/>
                 <w:szCs w:val="24"/>
                 <w:lang w:val="cs-CZ" w:eastAsia="cs-CZ" w:bidi="ar-SA"/>
               </w:rPr>
-            </w:r>
-          </w:p>
-        </w:tc>
-        <w:tc>
-          <w:tcPr>
-            <w:tcW w:w="3826" w:type="dxa"/>
-            <w:tcBorders>
-              <w:top w:val="single" w:sz="4" w:space="0" w:color="000000"/>
-              <w:start w:val="single" w:sz="4" w:space="0" w:color="000000"/>
-              <w:bottom w:val="single" w:sz="4" w:space="0" w:color="000000"/>
-              <w:end w:val="single" w:sz="4" w:space="0" w:color="000000"/>
-            </w:tcBorders>
-          </w:tcPr>
-          <w:p>
-            <w:pPr>
-              <w:pStyle w:val="Normal"/>
-              <w:widowControl/>
-              <w:spacing w:lineRule="auto" w:line="240" w:before="0" w:after="0"/>
-              <w:jc w:val="start"/>
-              <w:rPr>
-                <w:rFonts w:ascii="Arial" w:hAnsi="Arial" w:eastAsia="Times New Roman" w:cs="Arial"/>
-                <w:sz w:val="20"/>
-                <w:szCs w:val="24"/>
-                <w:lang w:eastAsia="cs-CZ"/>
-              </w:rPr>
-            </w:pPr>
-            <w:r>
-              <w:rPr>
-                <w:rFonts w:eastAsia="Times New Roman" w:cs="Arial" w:ascii="Arial" w:hAnsi="Arial"/>
-                <w:kern w:val="0"/>
-                <w:sz w:val="20"/>
-                <w:szCs w:val="24"/>
-                <w:lang w:val="cs-CZ" w:eastAsia="cs-CZ" w:bidi="ar-SA"/>
-              </w:rPr>
               <w:t xml:space="preserve">Označení algoritmu rasterizace úsečky v komentáři kódu </w:t>
             </w:r>
           </w:p>
         </w:tc>
         <w:tc>
           <w:tcPr>
-            <w:tcW w:w="1559" w:type="dxa"/>
+            <w:tcW w:w="1558" w:type="dxa"/>
             <w:tcBorders>
               <w:top w:val="single" w:sz="4" w:space="0" w:color="000000"/>
               <w:start w:val="single" w:sz="4" w:space="0" w:color="000000"/>
@@ -478,6 +486,7 @@
             <w:pPr>
               <w:pStyle w:val="Normal"/>
               <w:widowControl/>
+              <w:suppressAutoHyphens w:val="true"/>
               <w:spacing w:lineRule="auto" w:line="240" w:before="0" w:after="0"/>
               <w:jc w:val="center"/>
               <w:rPr>
@@ -516,6 +525,7 @@
             <w:pPr>
               <w:pStyle w:val="Normal"/>
               <w:widowControl/>
+              <w:suppressAutoHyphens w:val="true"/>
               <w:spacing w:lineRule="auto" w:line="240" w:before="0" w:after="0"/>
               <w:jc w:val="center"/>
               <w:rPr>
@@ -529,29 +539,29 @@
             <w:r>
               <w:rPr>
                 <w:rFonts w:eastAsia="Times New Roman" w:cs="Times New Roman" w:ascii="Times New Roman" w:hAnsi="Times New Roman"/>
-                <w:kern w:val="0"/>
                 <w:sz w:val="20"/>
                 <w:szCs w:val="20"/>
                 <w:highlight w:val="yellow"/>
-                <w:lang w:val="cs-CZ" w:eastAsia="cs-CZ" w:bidi="ar-SA"/>
-              </w:rPr>
-            </w:r>
-          </w:p>
-        </w:tc>
-        <w:tc>
-          <w:tcPr>
-            <w:tcW w:w="5671" w:type="dxa"/>
-            <w:tcBorders>
-              <w:top w:val="single" w:sz="4" w:space="0" w:color="000000"/>
-              <w:start w:val="single" w:sz="4" w:space="0" w:color="000000"/>
-              <w:bottom w:val="single" w:sz="4" w:space="0" w:color="000000"/>
-              <w:end w:val="single" w:sz="4" w:space="0" w:color="000000"/>
-            </w:tcBorders>
-          </w:tcPr>
-          <w:p>
-            <w:pPr>
-              <w:pStyle w:val="Normal"/>
-              <w:widowControl/>
+                <w:lang w:eastAsia="cs-CZ"/>
+              </w:rPr>
+            </w:r>
+          </w:p>
+        </w:tc>
+        <w:tc>
+          <w:tcPr>
+            <w:tcW w:w="5672" w:type="dxa"/>
+            <w:tcBorders>
+              <w:top w:val="single" w:sz="4" w:space="0" w:color="000000"/>
+              <w:start w:val="single" w:sz="4" w:space="0" w:color="000000"/>
+              <w:bottom w:val="single" w:sz="4" w:space="0" w:color="000000"/>
+              <w:end w:val="single" w:sz="4" w:space="0" w:color="000000"/>
+            </w:tcBorders>
+          </w:tcPr>
+          <w:p>
+            <w:pPr>
+              <w:pStyle w:val="Normal"/>
+              <w:widowControl/>
+              <w:suppressAutoHyphens w:val="true"/>
               <w:spacing w:lineRule="auto" w:line="240" w:before="0" w:after="0"/>
               <w:jc w:val="start"/>
               <w:rPr>
@@ -564,10 +574,9 @@
             <w:r>
               <w:rPr>
                 <w:rFonts w:eastAsia="Times New Roman" w:cs="Times New Roman" w:ascii="Times New Roman" w:hAnsi="Times New Roman"/>
-                <w:kern w:val="0"/>
-                <w:sz w:val="20"/>
-                <w:szCs w:val="20"/>
-                <w:lang w:val="cs-CZ" w:eastAsia="cs-CZ" w:bidi="ar-SA"/>
+                <w:sz w:val="20"/>
+                <w:szCs w:val="20"/>
+                <w:lang w:eastAsia="cs-CZ"/>
               </w:rPr>
             </w:r>
           </w:p>
@@ -595,6 +604,7 @@
             <w:pPr>
               <w:pStyle w:val="Normal"/>
               <w:widowControl/>
+              <w:suppressAutoHyphens w:val="true"/>
               <w:spacing w:lineRule="auto" w:line="240" w:before="0" w:after="0"/>
               <w:jc w:val="start"/>
               <w:rPr>
@@ -610,54 +620,54 @@
                 <w:rFonts w:eastAsia="Times New Roman" w:cs="Arial" w:ascii="Arial" w:hAnsi="Arial"/>
                 <w:b w:val="false"/>
                 <w:bCs/>
+                <w:sz w:val="20"/>
+                <w:szCs w:val="24"/>
+                <w:lang w:eastAsia="cs-CZ"/>
+              </w:rPr>
+            </w:r>
+          </w:p>
+        </w:tc>
+        <w:tc>
+          <w:tcPr>
+            <w:tcW w:w="3826" w:type="dxa"/>
+            <w:tcBorders>
+              <w:top w:val="single" w:sz="4" w:space="0" w:color="000000"/>
+              <w:start w:val="single" w:sz="4" w:space="0" w:color="000000"/>
+              <w:bottom w:val="single" w:sz="4" w:space="0" w:color="000000"/>
+              <w:end w:val="single" w:sz="4" w:space="0" w:color="000000"/>
+            </w:tcBorders>
+            <w:shd w:color="auto" w:fill="CCCCCC" w:themeFill="text1" w:themeFillTint="33" w:val="clear"/>
+          </w:tcPr>
+          <w:p>
+            <w:pPr>
+              <w:pStyle w:val="Normal"/>
+              <w:widowControl/>
+              <w:suppressAutoHyphens w:val="true"/>
+              <w:spacing w:lineRule="auto" w:line="240" w:before="0" w:after="0"/>
+              <w:jc w:val="start"/>
+              <w:cnfStyle w:val="000000100000" w:firstRow="0" w:lastRow="0" w:firstColumn="0" w:lastColumn="0" w:oddVBand="0" w:evenVBand="0" w:oddHBand="1" w:evenHBand="0" w:firstRowFirstColumn="0" w:firstRowLastColumn="0" w:lastRowFirstColumn="0" w:lastRowLastColumn="0"/>
+              <w:rPr>
+                <w:rFonts w:ascii="Arial" w:hAnsi="Arial" w:eastAsia="Times New Roman" w:cs="Arial"/>
+                <w:sz w:val="20"/>
+                <w:szCs w:val="24"/>
+                <w:lang w:eastAsia="cs-CZ"/>
+              </w:rPr>
+            </w:pPr>
+            <w:r>
+              <w:rPr>
+                <w:rFonts w:eastAsia="Times New Roman" w:cs="Arial" w:ascii="Arial" w:hAnsi="Arial"/>
                 <w:kern w:val="0"/>
                 <w:sz w:val="20"/>
                 <w:szCs w:val="24"/>
                 <w:lang w:val="cs-CZ" w:eastAsia="cs-CZ" w:bidi="ar-SA"/>
               </w:rPr>
-            </w:r>
-          </w:p>
-        </w:tc>
-        <w:tc>
-          <w:tcPr>
-            <w:tcW w:w="3826" w:type="dxa"/>
-            <w:tcBorders>
-              <w:top w:val="single" w:sz="4" w:space="0" w:color="000000"/>
-              <w:start w:val="single" w:sz="4" w:space="0" w:color="000000"/>
-              <w:bottom w:val="single" w:sz="4" w:space="0" w:color="000000"/>
-              <w:end w:val="single" w:sz="4" w:space="0" w:color="000000"/>
-            </w:tcBorders>
-            <w:shd w:color="auto" w:fill="CCCCCC" w:themeFill="text1" w:themeFillTint="33" w:val="clear"/>
-          </w:tcPr>
-          <w:p>
-            <w:pPr>
-              <w:pStyle w:val="Normal"/>
-              <w:widowControl/>
-              <w:spacing w:lineRule="auto" w:line="240" w:before="0" w:after="0"/>
-              <w:jc w:val="start"/>
-              <w:cnfStyle w:val="000000100000" w:firstRow="0" w:lastRow="0" w:firstColumn="0" w:lastColumn="0" w:oddVBand="0" w:evenVBand="0" w:oddHBand="1" w:evenHBand="0" w:firstRowFirstColumn="0" w:firstRowLastColumn="0" w:lastRowFirstColumn="0" w:lastRowLastColumn="0"/>
-              <w:rPr>
-                <w:rFonts w:ascii="Arial" w:hAnsi="Arial" w:eastAsia="Times New Roman" w:cs="Arial"/>
-                <w:sz w:val="20"/>
-                <w:szCs w:val="24"/>
-                <w:lang w:eastAsia="cs-CZ"/>
-              </w:rPr>
-            </w:pPr>
-            <w:r>
-              <w:rPr>
-                <w:rFonts w:eastAsia="Times New Roman" w:cs="Arial" w:ascii="Arial" w:hAnsi="Arial"/>
-                <w:kern w:val="0"/>
-                <w:sz w:val="20"/>
-                <w:szCs w:val="24"/>
-                <w:lang w:val="cs-CZ" w:eastAsia="cs-CZ" w:bidi="ar-SA"/>
-              </w:rPr>
               <w:t>Interaktivní zadání koncových bodů</w:t>
             </w:r>
           </w:p>
         </w:tc>
         <w:tc>
           <w:tcPr>
-            <w:tcW w:w="1559" w:type="dxa"/>
+            <w:tcW w:w="1558" w:type="dxa"/>
             <w:tcBorders>
               <w:top w:val="single" w:sz="4" w:space="0" w:color="000000"/>
               <w:start w:val="single" w:sz="4" w:space="0" w:color="000000"/>
@@ -671,6 +681,7 @@
             <w:pPr>
               <w:pStyle w:val="Normal"/>
               <w:widowControl/>
+              <w:suppressAutoHyphens w:val="true"/>
               <w:spacing w:lineRule="auto" w:line="240" w:before="0" w:after="0"/>
               <w:jc w:val="center"/>
               <w:cnfStyle w:val="000000100000" w:firstRow="0" w:lastRow="0" w:firstColumn="0" w:lastColumn="0" w:oddVBand="0" w:evenVBand="0" w:oddHBand="1" w:evenHBand="0" w:firstRowFirstColumn="0" w:firstRowLastColumn="0" w:lastRowFirstColumn="0" w:lastRowLastColumn="0"/>
@@ -711,6 +722,7 @@
             <w:pPr>
               <w:pStyle w:val="Normal"/>
               <w:widowControl/>
+              <w:suppressAutoHyphens w:val="true"/>
               <w:spacing w:lineRule="auto" w:line="240" w:before="0" w:after="0"/>
               <w:jc w:val="center"/>
               <w:cnfStyle w:val="000000100000" w:firstRow="0" w:lastRow="0" w:firstColumn="0" w:lastColumn="0" w:oddVBand="0" w:evenVBand="0" w:oddHBand="1" w:evenHBand="0" w:firstRowFirstColumn="0" w:firstRowLastColumn="0" w:lastRowFirstColumn="0" w:lastRowLastColumn="0"/>
@@ -725,18 +737,17 @@
             <w:r>
               <w:rPr>
                 <w:rFonts w:eastAsia="Times New Roman" w:cs="Times New Roman" w:ascii="Times New Roman" w:hAnsi="Times New Roman"/>
-                <w:kern w:val="0"/>
                 <w:sz w:val="20"/>
                 <w:szCs w:val="20"/>
                 <w:highlight w:val="yellow"/>
-                <w:lang w:val="cs-CZ" w:eastAsia="cs-CZ" w:bidi="ar-SA"/>
-              </w:rPr>
-            </w:r>
-          </w:p>
-        </w:tc>
-        <w:tc>
-          <w:tcPr>
-            <w:tcW w:w="5671" w:type="dxa"/>
+                <w:lang w:eastAsia="cs-CZ"/>
+              </w:rPr>
+            </w:r>
+          </w:p>
+        </w:tc>
+        <w:tc>
+          <w:tcPr>
+            <w:tcW w:w="5672" w:type="dxa"/>
             <w:tcBorders>
               <w:top w:val="single" w:sz="4" w:space="0" w:color="000000"/>
               <w:start w:val="single" w:sz="4" w:space="0" w:color="000000"/>
@@ -749,6 +760,7 @@
             <w:pPr>
               <w:pStyle w:val="Normal"/>
               <w:widowControl/>
+              <w:suppressAutoHyphens w:val="true"/>
               <w:spacing w:lineRule="auto" w:line="240" w:before="0" w:after="0"/>
               <w:jc w:val="start"/>
               <w:cnfStyle w:val="000000100000" w:firstRow="0" w:lastRow="0" w:firstColumn="0" w:lastColumn="0" w:oddVBand="0" w:evenVBand="0" w:oddHBand="1" w:evenHBand="0" w:firstRowFirstColumn="0" w:firstRowLastColumn="0" w:lastRowFirstColumn="0" w:lastRowLastColumn="0"/>
@@ -762,10 +774,9 @@
             <w:r>
               <w:rPr>
                 <w:rFonts w:eastAsia="Times New Roman" w:cs="Times New Roman" w:ascii="Times New Roman" w:hAnsi="Times New Roman"/>
-                <w:kern w:val="0"/>
-                <w:sz w:val="20"/>
-                <w:szCs w:val="20"/>
-                <w:lang w:val="cs-CZ" w:eastAsia="cs-CZ" w:bidi="ar-SA"/>
+                <w:sz w:val="20"/>
+                <w:szCs w:val="20"/>
+                <w:lang w:eastAsia="cs-CZ"/>
               </w:rPr>
             </w:r>
           </w:p>
@@ -792,6 +803,7 @@
             <w:pPr>
               <w:pStyle w:val="Normal"/>
               <w:widowControl/>
+              <w:suppressAutoHyphens w:val="true"/>
               <w:spacing w:lineRule="auto" w:line="240" w:before="0" w:after="0"/>
               <w:jc w:val="start"/>
               <w:rPr>
@@ -807,53 +819,53 @@
                 <w:rFonts w:eastAsia="Times New Roman" w:cs="Arial" w:ascii="Arial" w:hAnsi="Arial"/>
                 <w:b w:val="false"/>
                 <w:bCs/>
+                <w:sz w:val="20"/>
+                <w:szCs w:val="24"/>
+                <w:lang w:eastAsia="cs-CZ"/>
+              </w:rPr>
+            </w:r>
+          </w:p>
+        </w:tc>
+        <w:tc>
+          <w:tcPr>
+            <w:tcW w:w="3826" w:type="dxa"/>
+            <w:tcBorders>
+              <w:top w:val="single" w:sz="4" w:space="0" w:color="000000"/>
+              <w:start w:val="single" w:sz="4" w:space="0" w:color="000000"/>
+              <w:bottom w:val="single" w:sz="4" w:space="0" w:color="000000"/>
+              <w:end w:val="single" w:sz="4" w:space="0" w:color="000000"/>
+            </w:tcBorders>
+          </w:tcPr>
+          <w:p>
+            <w:pPr>
+              <w:pStyle w:val="Normal"/>
+              <w:widowControl/>
+              <w:suppressAutoHyphens w:val="true"/>
+              <w:spacing w:lineRule="auto" w:line="240" w:before="0" w:after="0"/>
+              <w:jc w:val="start"/>
+              <w:cnfStyle w:val="000000000000" w:firstRow="0" w:lastRow="0" w:firstColumn="0" w:lastColumn="0" w:oddVBand="0" w:evenVBand="0" w:oddHBand="0" w:evenHBand="0" w:firstRowFirstColumn="0" w:firstRowLastColumn="0" w:lastRowFirstColumn="0" w:lastRowLastColumn="0"/>
+              <w:rPr>
+                <w:rFonts w:ascii="Arial" w:hAnsi="Arial" w:eastAsia="Times New Roman" w:cs="Arial"/>
+                <w:sz w:val="20"/>
+                <w:szCs w:val="24"/>
+                <w:lang w:eastAsia="cs-CZ"/>
+              </w:rPr>
+            </w:pPr>
+            <w:r>
+              <w:rPr>
+                <w:rFonts w:eastAsia="Times New Roman" w:cs="Arial" w:ascii="Arial" w:hAnsi="Arial"/>
                 <w:kern w:val="0"/>
                 <w:sz w:val="20"/>
                 <w:szCs w:val="24"/>
                 <w:lang w:val="cs-CZ" w:eastAsia="cs-CZ" w:bidi="ar-SA"/>
               </w:rPr>
-            </w:r>
-          </w:p>
-        </w:tc>
-        <w:tc>
-          <w:tcPr>
-            <w:tcW w:w="3826" w:type="dxa"/>
-            <w:tcBorders>
-              <w:top w:val="single" w:sz="4" w:space="0" w:color="000000"/>
-              <w:start w:val="single" w:sz="4" w:space="0" w:color="000000"/>
-              <w:bottom w:val="single" w:sz="4" w:space="0" w:color="000000"/>
-              <w:end w:val="single" w:sz="4" w:space="0" w:color="000000"/>
-            </w:tcBorders>
-          </w:tcPr>
-          <w:p>
-            <w:pPr>
-              <w:pStyle w:val="Normal"/>
-              <w:widowControl/>
-              <w:spacing w:lineRule="auto" w:line="240" w:before="0" w:after="0"/>
-              <w:jc w:val="start"/>
-              <w:cnfStyle w:val="000000000000" w:firstRow="0" w:lastRow="0" w:firstColumn="0" w:lastColumn="0" w:oddVBand="0" w:evenVBand="0" w:oddHBand="0" w:evenHBand="0" w:firstRowFirstColumn="0" w:firstRowLastColumn="0" w:lastRowFirstColumn="0" w:lastRowLastColumn="0"/>
-              <w:rPr>
-                <w:rFonts w:ascii="Arial" w:hAnsi="Arial" w:eastAsia="Times New Roman" w:cs="Arial"/>
-                <w:sz w:val="20"/>
-                <w:szCs w:val="24"/>
-                <w:lang w:eastAsia="cs-CZ"/>
-              </w:rPr>
-            </w:pPr>
-            <w:r>
-              <w:rPr>
-                <w:rFonts w:eastAsia="Times New Roman" w:cs="Arial" w:ascii="Arial" w:hAnsi="Arial"/>
-                <w:kern w:val="0"/>
-                <w:sz w:val="20"/>
-                <w:szCs w:val="24"/>
-                <w:lang w:val="cs-CZ" w:eastAsia="cs-CZ" w:bidi="ar-SA"/>
-              </w:rPr>
               <w:t>Pružné vykreslení (překreslování při tažení myši)</w:t>
             </w:r>
           </w:p>
         </w:tc>
         <w:tc>
           <w:tcPr>
-            <w:tcW w:w="1559" w:type="dxa"/>
+            <w:tcW w:w="1558" w:type="dxa"/>
             <w:tcBorders>
               <w:top w:val="single" w:sz="4" w:space="0" w:color="000000"/>
               <w:start w:val="single" w:sz="4" w:space="0" w:color="000000"/>
@@ -866,6 +878,7 @@
             <w:pPr>
               <w:pStyle w:val="Normal"/>
               <w:widowControl/>
+              <w:suppressAutoHyphens w:val="true"/>
               <w:spacing w:lineRule="auto" w:line="240" w:before="0" w:after="0"/>
               <w:jc w:val="center"/>
               <w:cnfStyle w:val="000000000000" w:firstRow="0" w:lastRow="0" w:firstColumn="0" w:lastColumn="0" w:oddVBand="0" w:evenVBand="0" w:oddHBand="0" w:evenHBand="0" w:firstRowFirstColumn="0" w:firstRowLastColumn="0" w:lastRowFirstColumn="0" w:lastRowLastColumn="0"/>
@@ -905,6 +918,7 @@
             <w:pPr>
               <w:pStyle w:val="Normal"/>
               <w:widowControl/>
+              <w:suppressAutoHyphens w:val="true"/>
               <w:spacing w:lineRule="auto" w:line="240" w:before="0" w:after="0"/>
               <w:jc w:val="center"/>
               <w:cnfStyle w:val="000000000000" w:firstRow="0" w:lastRow="0" w:firstColumn="0" w:lastColumn="0" w:oddVBand="0" w:evenVBand="0" w:oddHBand="0" w:evenHBand="0" w:firstRowFirstColumn="0" w:firstRowLastColumn="0" w:lastRowFirstColumn="0" w:lastRowLastColumn="0"/>
@@ -919,29 +933,29 @@
             <w:r>
               <w:rPr>
                 <w:rFonts w:eastAsia="Times New Roman" w:cs="Times New Roman" w:ascii="Times New Roman" w:hAnsi="Times New Roman"/>
-                <w:kern w:val="0"/>
                 <w:sz w:val="20"/>
                 <w:szCs w:val="20"/>
                 <w:highlight w:val="yellow"/>
-                <w:lang w:val="cs-CZ" w:eastAsia="cs-CZ" w:bidi="ar-SA"/>
-              </w:rPr>
-            </w:r>
-          </w:p>
-        </w:tc>
-        <w:tc>
-          <w:tcPr>
-            <w:tcW w:w="5671" w:type="dxa"/>
-            <w:tcBorders>
-              <w:top w:val="single" w:sz="4" w:space="0" w:color="000000"/>
-              <w:start w:val="single" w:sz="4" w:space="0" w:color="000000"/>
-              <w:bottom w:val="single" w:sz="4" w:space="0" w:color="000000"/>
-              <w:end w:val="single" w:sz="4" w:space="0" w:color="000000"/>
-            </w:tcBorders>
-          </w:tcPr>
-          <w:p>
-            <w:pPr>
-              <w:pStyle w:val="Normal"/>
-              <w:widowControl/>
+                <w:lang w:eastAsia="cs-CZ"/>
+              </w:rPr>
+            </w:r>
+          </w:p>
+        </w:tc>
+        <w:tc>
+          <w:tcPr>
+            <w:tcW w:w="5672" w:type="dxa"/>
+            <w:tcBorders>
+              <w:top w:val="single" w:sz="4" w:space="0" w:color="000000"/>
+              <w:start w:val="single" w:sz="4" w:space="0" w:color="000000"/>
+              <w:bottom w:val="single" w:sz="4" w:space="0" w:color="000000"/>
+              <w:end w:val="single" w:sz="4" w:space="0" w:color="000000"/>
+            </w:tcBorders>
+          </w:tcPr>
+          <w:p>
+            <w:pPr>
+              <w:pStyle w:val="Normal"/>
+              <w:widowControl/>
+              <w:suppressAutoHyphens w:val="true"/>
               <w:spacing w:lineRule="auto" w:line="240" w:before="0" w:after="0"/>
               <w:jc w:val="start"/>
               <w:cnfStyle w:val="000000000000" w:firstRow="0" w:lastRow="0" w:firstColumn="0" w:lastColumn="0" w:oddVBand="0" w:evenVBand="0" w:oddHBand="0" w:evenHBand="0" w:firstRowFirstColumn="0" w:firstRowLastColumn="0" w:lastRowFirstColumn="0" w:lastRowLastColumn="0"/>
@@ -955,10 +969,9 @@
             <w:r>
               <w:rPr>
                 <w:rFonts w:eastAsia="Times New Roman" w:cs="Times New Roman" w:ascii="Times New Roman" w:hAnsi="Times New Roman"/>
-                <w:kern w:val="0"/>
-                <w:sz w:val="20"/>
-                <w:szCs w:val="20"/>
-                <w:lang w:val="cs-CZ" w:eastAsia="cs-CZ" w:bidi="ar-SA"/>
+                <w:sz w:val="20"/>
+                <w:szCs w:val="20"/>
+                <w:lang w:eastAsia="cs-CZ"/>
               </w:rPr>
             </w:r>
           </w:p>
@@ -986,6 +999,7 @@
             <w:pPr>
               <w:pStyle w:val="Normal"/>
               <w:widowControl/>
+              <w:suppressAutoHyphens w:val="true"/>
               <w:spacing w:lineRule="auto" w:line="240" w:before="0" w:after="0"/>
               <w:jc w:val="start"/>
               <w:rPr>
@@ -1001,54 +1015,54 @@
                 <w:rFonts w:eastAsia="Times New Roman" w:cs="Arial" w:ascii="Arial" w:hAnsi="Arial"/>
                 <w:b w:val="false"/>
                 <w:bCs/>
+                <w:sz w:val="20"/>
+                <w:szCs w:val="24"/>
+                <w:lang w:eastAsia="cs-CZ"/>
+              </w:rPr>
+            </w:r>
+          </w:p>
+        </w:tc>
+        <w:tc>
+          <w:tcPr>
+            <w:tcW w:w="3826" w:type="dxa"/>
+            <w:tcBorders>
+              <w:top w:val="single" w:sz="4" w:space="0" w:color="000000"/>
+              <w:start w:val="single" w:sz="4" w:space="0" w:color="000000"/>
+              <w:bottom w:val="single" w:sz="4" w:space="0" w:color="000000"/>
+              <w:end w:val="single" w:sz="4" w:space="0" w:color="000000"/>
+            </w:tcBorders>
+            <w:shd w:color="auto" w:fill="CCCCCC" w:themeFill="text1" w:themeFillTint="33" w:val="clear"/>
+          </w:tcPr>
+          <w:p>
+            <w:pPr>
+              <w:pStyle w:val="Normal"/>
+              <w:widowControl/>
+              <w:suppressAutoHyphens w:val="true"/>
+              <w:spacing w:lineRule="auto" w:line="240" w:before="0" w:after="0"/>
+              <w:jc w:val="start"/>
+              <w:cnfStyle w:val="000000100000" w:firstRow="0" w:lastRow="0" w:firstColumn="0" w:lastColumn="0" w:oddVBand="0" w:evenVBand="0" w:oddHBand="1" w:evenHBand="0" w:firstRowFirstColumn="0" w:firstRowLastColumn="0" w:lastRowFirstColumn="0" w:lastRowLastColumn="0"/>
+              <w:rPr>
+                <w:rFonts w:ascii="Arial" w:hAnsi="Arial" w:eastAsia="Times New Roman" w:cs="Arial"/>
+                <w:sz w:val="20"/>
+                <w:szCs w:val="24"/>
+                <w:lang w:eastAsia="cs-CZ"/>
+              </w:rPr>
+            </w:pPr>
+            <w:r>
+              <w:rPr>
+                <w:rFonts w:eastAsia="Times New Roman" w:cs="Arial" w:ascii="Arial" w:hAnsi="Arial"/>
                 <w:kern w:val="0"/>
                 <w:sz w:val="20"/>
                 <w:szCs w:val="24"/>
                 <w:lang w:val="cs-CZ" w:eastAsia="cs-CZ" w:bidi="ar-SA"/>
               </w:rPr>
-            </w:r>
-          </w:p>
-        </w:tc>
-        <w:tc>
-          <w:tcPr>
-            <w:tcW w:w="3826" w:type="dxa"/>
-            <w:tcBorders>
-              <w:top w:val="single" w:sz="4" w:space="0" w:color="000000"/>
-              <w:start w:val="single" w:sz="4" w:space="0" w:color="000000"/>
-              <w:bottom w:val="single" w:sz="4" w:space="0" w:color="000000"/>
-              <w:end w:val="single" w:sz="4" w:space="0" w:color="000000"/>
-            </w:tcBorders>
-            <w:shd w:color="auto" w:fill="CCCCCC" w:themeFill="text1" w:themeFillTint="33" w:val="clear"/>
-          </w:tcPr>
-          <w:p>
-            <w:pPr>
-              <w:pStyle w:val="Normal"/>
-              <w:widowControl/>
-              <w:spacing w:lineRule="auto" w:line="240" w:before="0" w:after="0"/>
-              <w:jc w:val="start"/>
-              <w:cnfStyle w:val="000000100000" w:firstRow="0" w:lastRow="0" w:firstColumn="0" w:lastColumn="0" w:oddVBand="0" w:evenVBand="0" w:oddHBand="1" w:evenHBand="0" w:firstRowFirstColumn="0" w:firstRowLastColumn="0" w:lastRowFirstColumn="0" w:lastRowLastColumn="0"/>
-              <w:rPr>
-                <w:rFonts w:ascii="Arial" w:hAnsi="Arial" w:eastAsia="Times New Roman" w:cs="Arial"/>
-                <w:sz w:val="20"/>
-                <w:szCs w:val="24"/>
-                <w:lang w:eastAsia="cs-CZ"/>
-              </w:rPr>
-            </w:pPr>
-            <w:r>
-              <w:rPr>
-                <w:rFonts w:eastAsia="Times New Roman" w:cs="Arial" w:ascii="Arial" w:hAnsi="Arial"/>
-                <w:kern w:val="0"/>
-                <w:sz w:val="20"/>
-                <w:szCs w:val="24"/>
-                <w:lang w:val="cs-CZ" w:eastAsia="cs-CZ" w:bidi="ar-SA"/>
-              </w:rPr>
               <w:t>Implementace vlastní třídou a dědění</w:t>
             </w:r>
           </w:p>
         </w:tc>
         <w:tc>
           <w:tcPr>
-            <w:tcW w:w="1559" w:type="dxa"/>
+            <w:tcW w:w="1558" w:type="dxa"/>
             <w:tcBorders>
               <w:top w:val="single" w:sz="4" w:space="0" w:color="000000"/>
               <w:start w:val="single" w:sz="4" w:space="0" w:color="000000"/>
@@ -1062,6 +1076,7 @@
             <w:pPr>
               <w:pStyle w:val="Normal"/>
               <w:widowControl/>
+              <w:suppressAutoHyphens w:val="true"/>
               <w:spacing w:lineRule="auto" w:line="240" w:before="0" w:after="0"/>
               <w:jc w:val="center"/>
               <w:cnfStyle w:val="000000100000" w:firstRow="0" w:lastRow="0" w:firstColumn="0" w:lastColumn="0" w:oddVBand="0" w:evenVBand="0" w:oddHBand="1" w:evenHBand="0" w:firstRowFirstColumn="0" w:firstRowLastColumn="0" w:lastRowFirstColumn="0" w:lastRowLastColumn="0"/>
@@ -1102,6 +1117,7 @@
             <w:pPr>
               <w:pStyle w:val="Normal"/>
               <w:widowControl/>
+              <w:suppressAutoHyphens w:val="true"/>
               <w:spacing w:lineRule="auto" w:line="240" w:before="0" w:after="0"/>
               <w:jc w:val="center"/>
               <w:cnfStyle w:val="000000100000" w:firstRow="0" w:lastRow="0" w:firstColumn="0" w:lastColumn="0" w:oddVBand="0" w:evenVBand="0" w:oddHBand="1" w:evenHBand="0" w:firstRowFirstColumn="0" w:firstRowLastColumn="0" w:lastRowFirstColumn="0" w:lastRowLastColumn="0"/>
@@ -1116,18 +1132,17 @@
             <w:r>
               <w:rPr>
                 <w:rFonts w:eastAsia="Times New Roman" w:cs="Times New Roman" w:ascii="Times New Roman" w:hAnsi="Times New Roman"/>
-                <w:kern w:val="0"/>
                 <w:sz w:val="20"/>
                 <w:szCs w:val="20"/>
                 <w:highlight w:val="yellow"/>
-                <w:lang w:val="cs-CZ" w:eastAsia="cs-CZ" w:bidi="ar-SA"/>
-              </w:rPr>
-            </w:r>
-          </w:p>
-        </w:tc>
-        <w:tc>
-          <w:tcPr>
-            <w:tcW w:w="5671" w:type="dxa"/>
+                <w:lang w:eastAsia="cs-CZ"/>
+              </w:rPr>
+            </w:r>
+          </w:p>
+        </w:tc>
+        <w:tc>
+          <w:tcPr>
+            <w:tcW w:w="5672" w:type="dxa"/>
             <w:tcBorders>
               <w:top w:val="single" w:sz="4" w:space="0" w:color="000000"/>
               <w:start w:val="single" w:sz="4" w:space="0" w:color="000000"/>
@@ -1140,6 +1155,7 @@
             <w:pPr>
               <w:pStyle w:val="Normal"/>
               <w:widowControl/>
+              <w:suppressAutoHyphens w:val="true"/>
               <w:spacing w:lineRule="auto" w:line="240" w:before="0" w:after="0"/>
               <w:jc w:val="start"/>
               <w:cnfStyle w:val="000000100000" w:firstRow="0" w:lastRow="0" w:firstColumn="0" w:lastColumn="0" w:oddVBand="0" w:evenVBand="0" w:oddHBand="1" w:evenHBand="0" w:firstRowFirstColumn="0" w:firstRowLastColumn="0" w:lastRowFirstColumn="0" w:lastRowLastColumn="0"/>
@@ -1153,10 +1169,9 @@
             <w:r>
               <w:rPr>
                 <w:rFonts w:eastAsia="Times New Roman" w:cs="Times New Roman" w:ascii="Times New Roman" w:hAnsi="Times New Roman"/>
-                <w:kern w:val="0"/>
-                <w:sz w:val="20"/>
-                <w:szCs w:val="20"/>
-                <w:lang w:val="cs-CZ" w:eastAsia="cs-CZ" w:bidi="ar-SA"/>
+                <w:sz w:val="20"/>
+                <w:szCs w:val="20"/>
+                <w:lang w:eastAsia="cs-CZ"/>
               </w:rPr>
             </w:r>
           </w:p>
@@ -1183,6 +1198,7 @@
             <w:pPr>
               <w:pStyle w:val="Normal"/>
               <w:widowControl/>
+              <w:suppressAutoHyphens w:val="true"/>
               <w:spacing w:lineRule="auto" w:line="240" w:before="0" w:after="0"/>
               <w:jc w:val="start"/>
               <w:rPr>
@@ -1221,6 +1237,7 @@
             <w:pPr>
               <w:pStyle w:val="Normal"/>
               <w:widowControl/>
+              <w:suppressAutoHyphens w:val="true"/>
               <w:spacing w:lineRule="auto" w:line="240" w:before="0" w:after="0"/>
               <w:jc w:val="start"/>
               <w:cnfStyle w:val="000000000000" w:firstRow="0" w:lastRow="0" w:firstColumn="0" w:lastColumn="0" w:oddVBand="0" w:evenVBand="0" w:oddHBand="0" w:evenHBand="0" w:firstRowFirstColumn="0" w:firstRowLastColumn="0" w:lastRowFirstColumn="0" w:lastRowLastColumn="0"/>
@@ -1245,7 +1262,7 @@
         </w:tc>
         <w:tc>
           <w:tcPr>
-            <w:tcW w:w="1559" w:type="dxa"/>
+            <w:tcW w:w="1558" w:type="dxa"/>
             <w:tcBorders>
               <w:top w:val="single" w:sz="4" w:space="0" w:color="000000"/>
               <w:start w:val="single" w:sz="4" w:space="0" w:color="000000"/>
@@ -1258,6 +1275,7 @@
             <w:pPr>
               <w:pStyle w:val="Normal"/>
               <w:widowControl/>
+              <w:suppressAutoHyphens w:val="true"/>
               <w:spacing w:lineRule="auto" w:line="240" w:before="0" w:after="0"/>
               <w:jc w:val="center"/>
               <w:cnfStyle w:val="000000000000" w:firstRow="0" w:lastRow="0" w:firstColumn="0" w:lastColumn="0" w:oddVBand="0" w:evenVBand="0" w:oddHBand="0" w:evenHBand="0" w:firstRowFirstColumn="0" w:firstRowLastColumn="0" w:lastRowFirstColumn="0" w:lastRowLastColumn="0"/>
@@ -1297,6 +1315,7 @@
             <w:pPr>
               <w:pStyle w:val="Normal"/>
               <w:widowControl/>
+              <w:suppressAutoHyphens w:val="true"/>
               <w:spacing w:lineRule="auto" w:line="240" w:before="0" w:after="0"/>
               <w:jc w:val="center"/>
               <w:cnfStyle w:val="000000000000" w:firstRow="0" w:lastRow="0" w:firstColumn="0" w:lastColumn="0" w:oddVBand="0" w:evenVBand="0" w:oddHBand="0" w:evenHBand="0" w:firstRowFirstColumn="0" w:firstRowLastColumn="0" w:lastRowFirstColumn="0" w:lastRowLastColumn="0"/>
@@ -1311,29 +1330,29 @@
             <w:r>
               <w:rPr>
                 <w:rFonts w:eastAsia="Times New Roman" w:cs="Arial" w:ascii="Arial" w:hAnsi="Arial"/>
-                <w:kern w:val="0"/>
                 <w:sz w:val="20"/>
                 <w:szCs w:val="24"/>
                 <w:highlight w:val="yellow"/>
-                <w:lang w:val="cs-CZ" w:eastAsia="cs-CZ" w:bidi="ar-SA"/>
-              </w:rPr>
-            </w:r>
-          </w:p>
-        </w:tc>
-        <w:tc>
-          <w:tcPr>
-            <w:tcW w:w="5671" w:type="dxa"/>
-            <w:tcBorders>
-              <w:top w:val="single" w:sz="4" w:space="0" w:color="000000"/>
-              <w:start w:val="single" w:sz="4" w:space="0" w:color="000000"/>
-              <w:bottom w:val="single" w:sz="4" w:space="0" w:color="000000"/>
-              <w:end w:val="single" w:sz="4" w:space="0" w:color="000000"/>
-            </w:tcBorders>
-          </w:tcPr>
-          <w:p>
-            <w:pPr>
-              <w:pStyle w:val="Normal"/>
-              <w:widowControl/>
+                <w:lang w:eastAsia="cs-CZ"/>
+              </w:rPr>
+            </w:r>
+          </w:p>
+        </w:tc>
+        <w:tc>
+          <w:tcPr>
+            <w:tcW w:w="5672" w:type="dxa"/>
+            <w:tcBorders>
+              <w:top w:val="single" w:sz="4" w:space="0" w:color="000000"/>
+              <w:start w:val="single" w:sz="4" w:space="0" w:color="000000"/>
+              <w:bottom w:val="single" w:sz="4" w:space="0" w:color="000000"/>
+              <w:end w:val="single" w:sz="4" w:space="0" w:color="000000"/>
+            </w:tcBorders>
+          </w:tcPr>
+          <w:p>
+            <w:pPr>
+              <w:pStyle w:val="Normal"/>
+              <w:widowControl/>
+              <w:suppressAutoHyphens w:val="true"/>
               <w:spacing w:lineRule="auto" w:line="240" w:before="0" w:after="0"/>
               <w:jc w:val="start"/>
               <w:cnfStyle w:val="000000000000" w:firstRow="0" w:lastRow="0" w:firstColumn="0" w:lastColumn="0" w:oddVBand="0" w:evenVBand="0" w:oddHBand="0" w:evenHBand="0" w:firstRowFirstColumn="0" w:firstRowLastColumn="0" w:lastRowFirstColumn="0" w:lastRowLastColumn="0"/>
@@ -1347,10 +1366,9 @@
             <w:r>
               <w:rPr>
                 <w:rFonts w:eastAsia="Times New Roman" w:cs="Times New Roman" w:ascii="Times New Roman" w:hAnsi="Times New Roman"/>
-                <w:kern w:val="0"/>
-                <w:sz w:val="20"/>
-                <w:szCs w:val="20"/>
-                <w:lang w:val="cs-CZ" w:eastAsia="cs-CZ" w:bidi="ar-SA"/>
+                <w:sz w:val="20"/>
+                <w:szCs w:val="20"/>
+                <w:lang w:eastAsia="cs-CZ"/>
               </w:rPr>
             </w:r>
           </w:p>
@@ -1378,6 +1396,7 @@
             <w:pPr>
               <w:pStyle w:val="Normal"/>
               <w:widowControl/>
+              <w:suppressAutoHyphens w:val="true"/>
               <w:spacing w:lineRule="auto" w:line="240" w:before="0" w:after="0"/>
               <w:jc w:val="start"/>
               <w:rPr>
@@ -1393,54 +1412,54 @@
                 <w:rFonts w:eastAsia="Times New Roman" w:cs="Arial" w:ascii="Arial" w:hAnsi="Arial"/>
                 <w:b w:val="false"/>
                 <w:bCs/>
+                <w:sz w:val="20"/>
+                <w:szCs w:val="24"/>
+                <w:lang w:eastAsia="cs-CZ"/>
+              </w:rPr>
+            </w:r>
+          </w:p>
+        </w:tc>
+        <w:tc>
+          <w:tcPr>
+            <w:tcW w:w="3826" w:type="dxa"/>
+            <w:tcBorders>
+              <w:top w:val="single" w:sz="4" w:space="0" w:color="000000"/>
+              <w:start w:val="single" w:sz="4" w:space="0" w:color="000000"/>
+              <w:bottom w:val="single" w:sz="4" w:space="0" w:color="000000"/>
+              <w:end w:val="single" w:sz="4" w:space="0" w:color="000000"/>
+            </w:tcBorders>
+            <w:shd w:color="auto" w:fill="CCCCCC" w:themeFill="text1" w:themeFillTint="33" w:val="clear"/>
+          </w:tcPr>
+          <w:p>
+            <w:pPr>
+              <w:pStyle w:val="Normal"/>
+              <w:widowControl/>
+              <w:suppressAutoHyphens w:val="true"/>
+              <w:spacing w:lineRule="auto" w:line="240" w:before="0" w:after="0"/>
+              <w:jc w:val="start"/>
+              <w:cnfStyle w:val="000000100000" w:firstRow="0" w:lastRow="0" w:firstColumn="0" w:lastColumn="0" w:oddVBand="0" w:evenVBand="0" w:oddHBand="1" w:evenHBand="0" w:firstRowFirstColumn="0" w:firstRowLastColumn="0" w:lastRowFirstColumn="0" w:lastRowLastColumn="0"/>
+              <w:rPr>
+                <w:rFonts w:ascii="Arial" w:hAnsi="Arial" w:eastAsia="Times New Roman" w:cs="Arial"/>
+                <w:sz w:val="20"/>
+                <w:szCs w:val="24"/>
+                <w:lang w:eastAsia="cs-CZ"/>
+              </w:rPr>
+            </w:pPr>
+            <w:r>
+              <w:rPr>
+                <w:rFonts w:eastAsia="Times New Roman" w:cs="Arial" w:ascii="Arial" w:hAnsi="Arial"/>
                 <w:kern w:val="0"/>
                 <w:sz w:val="20"/>
                 <w:szCs w:val="24"/>
                 <w:lang w:val="cs-CZ" w:eastAsia="cs-CZ" w:bidi="ar-SA"/>
               </w:rPr>
-            </w:r>
-          </w:p>
-        </w:tc>
-        <w:tc>
-          <w:tcPr>
-            <w:tcW w:w="3826" w:type="dxa"/>
-            <w:tcBorders>
-              <w:top w:val="single" w:sz="4" w:space="0" w:color="000000"/>
-              <w:start w:val="single" w:sz="4" w:space="0" w:color="000000"/>
-              <w:bottom w:val="single" w:sz="4" w:space="0" w:color="000000"/>
-              <w:end w:val="single" w:sz="4" w:space="0" w:color="000000"/>
-            </w:tcBorders>
-            <w:shd w:color="auto" w:fill="CCCCCC" w:themeFill="text1" w:themeFillTint="33" w:val="clear"/>
-          </w:tcPr>
-          <w:p>
-            <w:pPr>
-              <w:pStyle w:val="Normal"/>
-              <w:widowControl/>
-              <w:spacing w:lineRule="auto" w:line="240" w:before="0" w:after="0"/>
-              <w:jc w:val="start"/>
-              <w:cnfStyle w:val="000000100000" w:firstRow="0" w:lastRow="0" w:firstColumn="0" w:lastColumn="0" w:oddVBand="0" w:evenVBand="0" w:oddHBand="1" w:evenHBand="0" w:firstRowFirstColumn="0" w:firstRowLastColumn="0" w:lastRowFirstColumn="0" w:lastRowLastColumn="0"/>
-              <w:rPr>
-                <w:rFonts w:ascii="Arial" w:hAnsi="Arial" w:eastAsia="Times New Roman" w:cs="Arial"/>
-                <w:sz w:val="20"/>
-                <w:szCs w:val="24"/>
-                <w:lang w:eastAsia="cs-CZ"/>
-              </w:rPr>
-            </w:pPr>
-            <w:r>
-              <w:rPr>
-                <w:rFonts w:eastAsia="Times New Roman" w:cs="Arial" w:ascii="Arial" w:hAnsi="Arial"/>
-                <w:kern w:val="0"/>
-                <w:sz w:val="20"/>
-                <w:szCs w:val="24"/>
-                <w:lang w:val="cs-CZ" w:eastAsia="cs-CZ" w:bidi="ar-SA"/>
-              </w:rPr>
               <w:t>Zadávání a pružné vykreslení hranice</w:t>
             </w:r>
           </w:p>
         </w:tc>
         <w:tc>
           <w:tcPr>
-            <w:tcW w:w="1559" w:type="dxa"/>
+            <w:tcW w:w="1558" w:type="dxa"/>
             <w:tcBorders>
               <w:top w:val="single" w:sz="4" w:space="0" w:color="000000"/>
               <w:start w:val="single" w:sz="4" w:space="0" w:color="000000"/>
@@ -1454,6 +1473,7 @@
             <w:pPr>
               <w:pStyle w:val="Normal"/>
               <w:widowControl/>
+              <w:suppressAutoHyphens w:val="true"/>
               <w:spacing w:lineRule="auto" w:line="240" w:before="0" w:after="0"/>
               <w:jc w:val="center"/>
               <w:cnfStyle w:val="000000100000" w:firstRow="0" w:lastRow="0" w:firstColumn="0" w:lastColumn="0" w:oddVBand="0" w:evenVBand="0" w:oddHBand="1" w:evenHBand="0" w:firstRowFirstColumn="0" w:firstRowLastColumn="0" w:lastRowFirstColumn="0" w:lastRowLastColumn="0"/>
@@ -1474,7 +1494,7 @@
                 <w:highlight w:val="yellow"/>
                 <w:lang w:val="cs-CZ" w:eastAsia="cs-CZ" w:bidi="ar-SA"/>
               </w:rPr>
-              <w:t>0</w:t>
+              <w:t>100</w:t>
             </w:r>
           </w:p>
         </w:tc>
@@ -1494,6 +1514,7 @@
             <w:pPr>
               <w:pStyle w:val="Normal"/>
               <w:widowControl/>
+              <w:suppressAutoHyphens w:val="true"/>
               <w:spacing w:lineRule="auto" w:line="240" w:before="0" w:after="0"/>
               <w:jc w:val="center"/>
               <w:cnfStyle w:val="000000100000" w:firstRow="0" w:lastRow="0" w:firstColumn="0" w:lastColumn="0" w:oddVBand="0" w:evenVBand="0" w:oddHBand="1" w:evenHBand="0" w:firstRowFirstColumn="0" w:firstRowLastColumn="0" w:lastRowFirstColumn="0" w:lastRowLastColumn="0"/>
@@ -1508,18 +1529,17 @@
             <w:r>
               <w:rPr>
                 <w:rFonts w:eastAsia="Times New Roman" w:cs="Arial" w:ascii="Arial" w:hAnsi="Arial"/>
-                <w:kern w:val="0"/>
                 <w:sz w:val="20"/>
                 <w:szCs w:val="24"/>
                 <w:highlight w:val="yellow"/>
-                <w:lang w:val="cs-CZ" w:eastAsia="cs-CZ" w:bidi="ar-SA"/>
-              </w:rPr>
-            </w:r>
-          </w:p>
-        </w:tc>
-        <w:tc>
-          <w:tcPr>
-            <w:tcW w:w="5671" w:type="dxa"/>
+                <w:lang w:eastAsia="cs-CZ"/>
+              </w:rPr>
+            </w:r>
+          </w:p>
+        </w:tc>
+        <w:tc>
+          <w:tcPr>
+            <w:tcW w:w="5672" w:type="dxa"/>
             <w:tcBorders>
               <w:top w:val="single" w:sz="4" w:space="0" w:color="000000"/>
               <w:start w:val="single" w:sz="4" w:space="0" w:color="000000"/>
@@ -1532,6 +1552,7 @@
             <w:pPr>
               <w:pStyle w:val="Normal"/>
               <w:widowControl/>
+              <w:suppressAutoHyphens w:val="true"/>
               <w:spacing w:lineRule="auto" w:line="240" w:before="0" w:after="0"/>
               <w:jc w:val="start"/>
               <w:cnfStyle w:val="000000100000" w:firstRow="0" w:lastRow="0" w:firstColumn="0" w:lastColumn="0" w:oddVBand="0" w:evenVBand="0" w:oddHBand="1" w:evenHBand="0" w:firstRowFirstColumn="0" w:firstRowLastColumn="0" w:lastRowFirstColumn="0" w:lastRowLastColumn="0"/>
@@ -1545,10 +1566,9 @@
             <w:r>
               <w:rPr>
                 <w:rFonts w:eastAsia="Times New Roman" w:cs="Times New Roman" w:ascii="Times New Roman" w:hAnsi="Times New Roman"/>
-                <w:kern w:val="0"/>
-                <w:sz w:val="20"/>
-                <w:szCs w:val="20"/>
-                <w:lang w:val="cs-CZ" w:eastAsia="cs-CZ" w:bidi="ar-SA"/>
+                <w:sz w:val="20"/>
+                <w:szCs w:val="20"/>
+                <w:lang w:eastAsia="cs-CZ"/>
               </w:rPr>
             </w:r>
           </w:p>
@@ -1575,6 +1595,7 @@
             <w:pPr>
               <w:pStyle w:val="Normal"/>
               <w:widowControl/>
+              <w:suppressAutoHyphens w:val="true"/>
               <w:spacing w:lineRule="auto" w:line="240" w:before="0" w:after="0"/>
               <w:jc w:val="start"/>
               <w:rPr>
@@ -1590,53 +1611,53 @@
                 <w:rFonts w:eastAsia="Times New Roman" w:cs="Arial" w:ascii="Arial" w:hAnsi="Arial"/>
                 <w:b w:val="false"/>
                 <w:bCs/>
+                <w:sz w:val="20"/>
+                <w:szCs w:val="24"/>
+                <w:lang w:eastAsia="cs-CZ"/>
+              </w:rPr>
+            </w:r>
+          </w:p>
+        </w:tc>
+        <w:tc>
+          <w:tcPr>
+            <w:tcW w:w="3826" w:type="dxa"/>
+            <w:tcBorders>
+              <w:top w:val="single" w:sz="4" w:space="0" w:color="000000"/>
+              <w:start w:val="single" w:sz="4" w:space="0" w:color="000000"/>
+              <w:bottom w:val="single" w:sz="4" w:space="0" w:color="000000"/>
+              <w:end w:val="single" w:sz="4" w:space="0" w:color="000000"/>
+            </w:tcBorders>
+          </w:tcPr>
+          <w:p>
+            <w:pPr>
+              <w:pStyle w:val="Normal"/>
+              <w:widowControl/>
+              <w:suppressAutoHyphens w:val="true"/>
+              <w:spacing w:lineRule="auto" w:line="240" w:before="0" w:after="0"/>
+              <w:jc w:val="start"/>
+              <w:cnfStyle w:val="000000000000" w:firstRow="0" w:lastRow="0" w:firstColumn="0" w:lastColumn="0" w:oddVBand="0" w:evenVBand="0" w:oddHBand="0" w:evenHBand="0" w:firstRowFirstColumn="0" w:firstRowLastColumn="0" w:lastRowFirstColumn="0" w:lastRowLastColumn="0"/>
+              <w:rPr>
+                <w:rFonts w:ascii="Arial" w:hAnsi="Arial" w:eastAsia="Times New Roman" w:cs="Arial"/>
+                <w:sz w:val="20"/>
+                <w:szCs w:val="24"/>
+                <w:lang w:eastAsia="cs-CZ"/>
+              </w:rPr>
+            </w:pPr>
+            <w:r>
+              <w:rPr>
+                <w:rFonts w:eastAsia="Times New Roman" w:cs="Arial" w:ascii="Arial" w:hAnsi="Arial"/>
                 <w:kern w:val="0"/>
                 <w:sz w:val="20"/>
                 <w:szCs w:val="24"/>
                 <w:lang w:val="cs-CZ" w:eastAsia="cs-CZ" w:bidi="ar-SA"/>
               </w:rPr>
-            </w:r>
-          </w:p>
-        </w:tc>
-        <w:tc>
-          <w:tcPr>
-            <w:tcW w:w="3826" w:type="dxa"/>
-            <w:tcBorders>
-              <w:top w:val="single" w:sz="4" w:space="0" w:color="000000"/>
-              <w:start w:val="single" w:sz="4" w:space="0" w:color="000000"/>
-              <w:bottom w:val="single" w:sz="4" w:space="0" w:color="000000"/>
-              <w:end w:val="single" w:sz="4" w:space="0" w:color="000000"/>
-            </w:tcBorders>
-          </w:tcPr>
-          <w:p>
-            <w:pPr>
-              <w:pStyle w:val="Normal"/>
-              <w:widowControl/>
-              <w:spacing w:lineRule="auto" w:line="240" w:before="0" w:after="0"/>
-              <w:jc w:val="start"/>
-              <w:cnfStyle w:val="000000000000" w:firstRow="0" w:lastRow="0" w:firstColumn="0" w:lastColumn="0" w:oddVBand="0" w:evenVBand="0" w:oddHBand="0" w:evenHBand="0" w:firstRowFirstColumn="0" w:firstRowLastColumn="0" w:lastRowFirstColumn="0" w:lastRowLastColumn="0"/>
-              <w:rPr>
-                <w:rFonts w:ascii="Arial" w:hAnsi="Arial" w:eastAsia="Times New Roman" w:cs="Arial"/>
-                <w:sz w:val="20"/>
-                <w:szCs w:val="24"/>
-                <w:lang w:eastAsia="cs-CZ"/>
-              </w:rPr>
-            </w:pPr>
-            <w:r>
-              <w:rPr>
-                <w:rFonts w:eastAsia="Times New Roman" w:cs="Arial" w:ascii="Arial" w:hAnsi="Arial"/>
-                <w:kern w:val="0"/>
-                <w:sz w:val="20"/>
-                <w:szCs w:val="24"/>
-                <w:lang w:val="cs-CZ" w:eastAsia="cs-CZ" w:bidi="ar-SA"/>
-              </w:rPr>
               <w:t>Uzavření polygonu</w:t>
             </w:r>
           </w:p>
         </w:tc>
         <w:tc>
           <w:tcPr>
-            <w:tcW w:w="1559" w:type="dxa"/>
+            <w:tcW w:w="1558" w:type="dxa"/>
             <w:tcBorders>
               <w:top w:val="single" w:sz="4" w:space="0" w:color="000000"/>
               <w:start w:val="single" w:sz="4" w:space="0" w:color="000000"/>
@@ -1649,6 +1670,7 @@
             <w:pPr>
               <w:pStyle w:val="Normal"/>
               <w:widowControl/>
+              <w:suppressAutoHyphens w:val="true"/>
               <w:spacing w:lineRule="auto" w:line="240" w:before="0" w:after="0"/>
               <w:jc w:val="center"/>
               <w:cnfStyle w:val="000000000000" w:firstRow="0" w:lastRow="0" w:firstColumn="0" w:lastColumn="0" w:oddVBand="0" w:evenVBand="0" w:oddHBand="0" w:evenHBand="0" w:firstRowFirstColumn="0" w:firstRowLastColumn="0" w:lastRowFirstColumn="0" w:lastRowLastColumn="0"/>
@@ -1688,6 +1710,7 @@
             <w:pPr>
               <w:pStyle w:val="Normal"/>
               <w:widowControl/>
+              <w:suppressAutoHyphens w:val="true"/>
               <w:spacing w:lineRule="auto" w:line="240" w:before="0" w:after="0"/>
               <w:jc w:val="center"/>
               <w:cnfStyle w:val="000000000000" w:firstRow="0" w:lastRow="0" w:firstColumn="0" w:lastColumn="0" w:oddVBand="0" w:evenVBand="0" w:oddHBand="0" w:evenHBand="0" w:firstRowFirstColumn="0" w:firstRowLastColumn="0" w:lastRowFirstColumn="0" w:lastRowLastColumn="0"/>
@@ -1702,29 +1725,29 @@
             <w:r>
               <w:rPr>
                 <w:rFonts w:eastAsia="Times New Roman" w:cs="Arial" w:ascii="Arial" w:hAnsi="Arial"/>
-                <w:kern w:val="0"/>
                 <w:sz w:val="20"/>
                 <w:szCs w:val="24"/>
                 <w:highlight w:val="yellow"/>
-                <w:lang w:val="cs-CZ" w:eastAsia="cs-CZ" w:bidi="ar-SA"/>
-              </w:rPr>
-            </w:r>
-          </w:p>
-        </w:tc>
-        <w:tc>
-          <w:tcPr>
-            <w:tcW w:w="5671" w:type="dxa"/>
-            <w:tcBorders>
-              <w:top w:val="single" w:sz="4" w:space="0" w:color="000000"/>
-              <w:start w:val="single" w:sz="4" w:space="0" w:color="000000"/>
-              <w:bottom w:val="single" w:sz="4" w:space="0" w:color="000000"/>
-              <w:end w:val="single" w:sz="4" w:space="0" w:color="000000"/>
-            </w:tcBorders>
-          </w:tcPr>
-          <w:p>
-            <w:pPr>
-              <w:pStyle w:val="Normal"/>
-              <w:widowControl/>
+                <w:lang w:eastAsia="cs-CZ"/>
+              </w:rPr>
+            </w:r>
+          </w:p>
+        </w:tc>
+        <w:tc>
+          <w:tcPr>
+            <w:tcW w:w="5672" w:type="dxa"/>
+            <w:tcBorders>
+              <w:top w:val="single" w:sz="4" w:space="0" w:color="000000"/>
+              <w:start w:val="single" w:sz="4" w:space="0" w:color="000000"/>
+              <w:bottom w:val="single" w:sz="4" w:space="0" w:color="000000"/>
+              <w:end w:val="single" w:sz="4" w:space="0" w:color="000000"/>
+            </w:tcBorders>
+          </w:tcPr>
+          <w:p>
+            <w:pPr>
+              <w:pStyle w:val="Normal"/>
+              <w:widowControl/>
+              <w:suppressAutoHyphens w:val="true"/>
               <w:spacing w:lineRule="auto" w:line="240" w:before="0" w:after="0"/>
               <w:jc w:val="start"/>
               <w:cnfStyle w:val="000000000000" w:firstRow="0" w:lastRow="0" w:firstColumn="0" w:lastColumn="0" w:oddVBand="0" w:evenVBand="0" w:oddHBand="0" w:evenHBand="0" w:firstRowFirstColumn="0" w:firstRowLastColumn="0" w:lastRowFirstColumn="0" w:lastRowLastColumn="0"/>
@@ -1738,10 +1761,9 @@
             <w:r>
               <w:rPr>
                 <w:rFonts w:eastAsia="Times New Roman" w:cs="Times New Roman" w:ascii="Times New Roman" w:hAnsi="Times New Roman"/>
-                <w:kern w:val="0"/>
-                <w:sz w:val="20"/>
-                <w:szCs w:val="20"/>
-                <w:lang w:val="cs-CZ" w:eastAsia="cs-CZ" w:bidi="ar-SA"/>
+                <w:sz w:val="20"/>
+                <w:szCs w:val="20"/>
+                <w:lang w:eastAsia="cs-CZ"/>
               </w:rPr>
             </w:r>
           </w:p>
@@ -1769,6 +1791,7 @@
             <w:pPr>
               <w:pStyle w:val="Normal"/>
               <w:widowControl/>
+              <w:suppressAutoHyphens w:val="true"/>
               <w:spacing w:lineRule="auto" w:line="240" w:before="0" w:after="0"/>
               <w:jc w:val="start"/>
               <w:rPr>
@@ -1795,7 +1818,7 @@
         </w:tc>
         <w:tc>
           <w:tcPr>
-            <w:tcW w:w="1559" w:type="dxa"/>
+            <w:tcW w:w="1558" w:type="dxa"/>
             <w:tcBorders>
               <w:top w:val="single" w:sz="4" w:space="0" w:color="000000"/>
               <w:start w:val="single" w:sz="4" w:space="0" w:color="000000"/>
@@ -1809,6 +1832,7 @@
             <w:pPr>
               <w:pStyle w:val="Normal"/>
               <w:widowControl/>
+              <w:suppressAutoHyphens w:val="true"/>
               <w:spacing w:lineRule="auto" w:line="240" w:before="0" w:after="0"/>
               <w:jc w:val="center"/>
               <w:cnfStyle w:val="000000100000" w:firstRow="0" w:lastRow="0" w:firstColumn="0" w:lastColumn="0" w:oddVBand="0" w:evenVBand="0" w:oddHBand="1" w:evenHBand="0" w:firstRowFirstColumn="0" w:firstRowLastColumn="0" w:lastRowFirstColumn="0" w:lastRowLastColumn="0"/>
@@ -1823,12 +1847,12 @@
             <w:r>
               <w:rPr>
                 <w:rFonts w:eastAsia="Times New Roman" w:cs="Times New Roman" w:ascii="Times New Roman" w:hAnsi="Times New Roman"/>
-                <w:kern w:val="0"/>
                 <w:sz w:val="20"/>
                 <w:szCs w:val="20"/>
                 <w:highlight w:val="yellow"/>
-                <w:lang w:val="cs-CZ" w:eastAsia="cs-CZ" w:bidi="ar-SA"/>
-              </w:rPr>
+                <w:lang w:eastAsia="cs-CZ"/>
+              </w:rPr>
+              <w:t>100</w:t>
             </w:r>
           </w:p>
         </w:tc>
@@ -1848,6 +1872,7 @@
             <w:pPr>
               <w:pStyle w:val="Normal"/>
               <w:widowControl/>
+              <w:suppressAutoHyphens w:val="true"/>
               <w:spacing w:lineRule="auto" w:line="240" w:before="0" w:after="0"/>
               <w:jc w:val="center"/>
               <w:cnfStyle w:val="000000100000" w:firstRow="0" w:lastRow="0" w:firstColumn="0" w:lastColumn="0" w:oddVBand="0" w:evenVBand="0" w:oddHBand="1" w:evenHBand="0" w:firstRowFirstColumn="0" w:firstRowLastColumn="0" w:lastRowFirstColumn="0" w:lastRowLastColumn="0"/>
@@ -1862,18 +1887,17 @@
             <w:r>
               <w:rPr>
                 <w:rFonts w:eastAsia="Times New Roman" w:cs="Times New Roman" w:ascii="Times New Roman" w:hAnsi="Times New Roman"/>
-                <w:kern w:val="0"/>
                 <w:sz w:val="20"/>
                 <w:szCs w:val="20"/>
                 <w:highlight w:val="yellow"/>
-                <w:lang w:val="cs-CZ" w:eastAsia="cs-CZ" w:bidi="ar-SA"/>
-              </w:rPr>
-            </w:r>
-          </w:p>
-        </w:tc>
-        <w:tc>
-          <w:tcPr>
-            <w:tcW w:w="5671" w:type="dxa"/>
+                <w:lang w:eastAsia="cs-CZ"/>
+              </w:rPr>
+            </w:r>
+          </w:p>
+        </w:tc>
+        <w:tc>
+          <w:tcPr>
+            <w:tcW w:w="5672" w:type="dxa"/>
             <w:tcBorders>
               <w:top w:val="single" w:sz="4" w:space="0" w:color="000000"/>
               <w:start w:val="single" w:sz="4" w:space="0" w:color="000000"/>
@@ -1886,6 +1910,7 @@
             <w:pPr>
               <w:pStyle w:val="Normal"/>
               <w:widowControl/>
+              <w:suppressAutoHyphens w:val="true"/>
               <w:spacing w:lineRule="auto" w:line="240" w:before="0" w:after="0"/>
               <w:jc w:val="start"/>
               <w:cnfStyle w:val="000000100000" w:firstRow="0" w:lastRow="0" w:firstColumn="0" w:lastColumn="0" w:oddVBand="0" w:evenVBand="0" w:oddHBand="1" w:evenHBand="0" w:firstRowFirstColumn="0" w:firstRowLastColumn="0" w:lastRowFirstColumn="0" w:lastRowLastColumn="0"/>
@@ -1899,10 +1924,9 @@
             <w:r>
               <w:rPr>
                 <w:rFonts w:eastAsia="Times New Roman" w:cs="Times New Roman" w:ascii="Times New Roman" w:hAnsi="Times New Roman"/>
-                <w:kern w:val="0"/>
-                <w:sz w:val="20"/>
-                <w:szCs w:val="20"/>
-                <w:lang w:val="cs-CZ" w:eastAsia="cs-CZ" w:bidi="ar-SA"/>
+                <w:sz w:val="20"/>
+                <w:szCs w:val="20"/>
+                <w:lang w:eastAsia="cs-CZ"/>
               </w:rPr>
             </w:r>
           </w:p>
@@ -1928,6 +1952,7 @@
             <w:pPr>
               <w:pStyle w:val="Normal"/>
               <w:widowControl/>
+              <w:suppressAutoHyphens w:val="true"/>
               <w:spacing w:lineRule="auto" w:line="240" w:before="0" w:after="0"/>
               <w:jc w:val="start"/>
               <w:rPr>
@@ -1965,6 +1990,7 @@
             <w:pPr>
               <w:pStyle w:val="Normal"/>
               <w:widowControl/>
+              <w:suppressAutoHyphens w:val="true"/>
               <w:spacing w:lineRule="auto" w:line="240" w:before="0" w:after="0"/>
               <w:jc w:val="start"/>
               <w:cnfStyle w:val="000000000000" w:firstRow="0" w:lastRow="0" w:firstColumn="0" w:lastColumn="0" w:oddVBand="0" w:evenVBand="0" w:oddHBand="0" w:evenHBand="0" w:firstRowFirstColumn="0" w:firstRowLastColumn="0" w:lastRowFirstColumn="0" w:lastRowLastColumn="0"/>
@@ -1989,7 +2015,7 @@
         </w:tc>
         <w:tc>
           <w:tcPr>
-            <w:tcW w:w="1559" w:type="dxa"/>
+            <w:tcW w:w="1558" w:type="dxa"/>
             <w:tcBorders>
               <w:top w:val="single" w:sz="4" w:space="0" w:color="000000"/>
               <w:start w:val="single" w:sz="4" w:space="0" w:color="000000"/>
@@ -2002,6 +2028,7 @@
             <w:pPr>
               <w:pStyle w:val="Normal"/>
               <w:widowControl/>
+              <w:suppressAutoHyphens w:val="true"/>
               <w:spacing w:lineRule="auto" w:line="240" w:before="0" w:after="0"/>
               <w:jc w:val="center"/>
               <w:cnfStyle w:val="000000000000" w:firstRow="0" w:lastRow="0" w:firstColumn="0" w:lastColumn="0" w:oddVBand="0" w:evenVBand="0" w:oddHBand="0" w:evenHBand="0" w:firstRowFirstColumn="0" w:firstRowLastColumn="0" w:lastRowFirstColumn="0" w:lastRowLastColumn="0"/>
@@ -2015,10 +2042,9 @@
             <w:r>
               <w:rPr>
                 <w:rFonts w:eastAsia="Times New Roman" w:cs="Arial" w:ascii="Arial" w:hAnsi="Arial"/>
-                <w:kern w:val="0"/>
-                <w:sz w:val="20"/>
-                <w:szCs w:val="24"/>
-                <w:lang w:val="cs-CZ" w:eastAsia="cs-CZ" w:bidi="ar-SA"/>
+                <w:sz w:val="20"/>
+                <w:szCs w:val="24"/>
+                <w:lang w:eastAsia="cs-CZ"/>
               </w:rPr>
             </w:r>
           </w:p>
@@ -2038,6 +2064,7 @@
             <w:pPr>
               <w:pStyle w:val="Normal"/>
               <w:widowControl/>
+              <w:suppressAutoHyphens w:val="true"/>
               <w:spacing w:lineRule="auto" w:line="240" w:before="0" w:after="0"/>
               <w:jc w:val="center"/>
               <w:cnfStyle w:val="000000000000" w:firstRow="0" w:lastRow="0" w:firstColumn="0" w:lastColumn="0" w:oddVBand="0" w:evenVBand="0" w:oddHBand="0" w:evenHBand="0" w:firstRowFirstColumn="0" w:firstRowLastColumn="0" w:lastRowFirstColumn="0" w:lastRowLastColumn="0"/>
@@ -2051,28 +2078,28 @@
             <w:r>
               <w:rPr>
                 <w:rFonts w:eastAsia="Times New Roman" w:cs="Times New Roman" w:ascii="Times New Roman" w:hAnsi="Times New Roman"/>
-                <w:kern w:val="0"/>
-                <w:sz w:val="20"/>
-                <w:szCs w:val="20"/>
-                <w:lang w:val="cs-CZ" w:eastAsia="cs-CZ" w:bidi="ar-SA"/>
-              </w:rPr>
-            </w:r>
-          </w:p>
-        </w:tc>
-        <w:tc>
-          <w:tcPr>
-            <w:tcW w:w="5671" w:type="dxa"/>
-            <w:tcBorders>
-              <w:top w:val="single" w:sz="4" w:space="0" w:color="000000"/>
-              <w:start w:val="single" w:sz="4" w:space="0" w:color="000000"/>
-              <w:bottom w:val="single" w:sz="4" w:space="0" w:color="000000"/>
-              <w:end w:val="single" w:sz="4" w:space="0" w:color="000000"/>
-            </w:tcBorders>
-          </w:tcPr>
-          <w:p>
-            <w:pPr>
-              <w:pStyle w:val="Normal"/>
-              <w:widowControl/>
+                <w:sz w:val="20"/>
+                <w:szCs w:val="20"/>
+                <w:lang w:eastAsia="cs-CZ"/>
+              </w:rPr>
+            </w:r>
+          </w:p>
+        </w:tc>
+        <w:tc>
+          <w:tcPr>
+            <w:tcW w:w="5672" w:type="dxa"/>
+            <w:tcBorders>
+              <w:top w:val="single" w:sz="4" w:space="0" w:color="000000"/>
+              <w:start w:val="single" w:sz="4" w:space="0" w:color="000000"/>
+              <w:bottom w:val="single" w:sz="4" w:space="0" w:color="000000"/>
+              <w:end w:val="single" w:sz="4" w:space="0" w:color="000000"/>
+            </w:tcBorders>
+          </w:tcPr>
+          <w:p>
+            <w:pPr>
+              <w:pStyle w:val="Normal"/>
+              <w:widowControl/>
+              <w:suppressAutoHyphens w:val="true"/>
               <w:spacing w:lineRule="auto" w:line="240" w:before="0" w:after="0"/>
               <w:jc w:val="start"/>
               <w:cnfStyle w:val="000000000000" w:firstRow="0" w:lastRow="0" w:firstColumn="0" w:lastColumn="0" w:oddVBand="0" w:evenVBand="0" w:oddHBand="0" w:evenHBand="0" w:firstRowFirstColumn="0" w:firstRowLastColumn="0" w:lastRowFirstColumn="0" w:lastRowLastColumn="0"/>
@@ -2086,10 +2113,9 @@
             <w:r>
               <w:rPr>
                 <w:rFonts w:eastAsia="Times New Roman" w:cs="Times New Roman" w:ascii="Times New Roman" w:hAnsi="Times New Roman"/>
-                <w:kern w:val="0"/>
-                <w:sz w:val="20"/>
-                <w:szCs w:val="20"/>
-                <w:lang w:val="cs-CZ" w:eastAsia="cs-CZ" w:bidi="ar-SA"/>
+                <w:sz w:val="20"/>
+                <w:szCs w:val="20"/>
+                <w:lang w:eastAsia="cs-CZ"/>
               </w:rPr>
             </w:r>
           </w:p>
@@ -2117,6 +2143,7 @@
             <w:pPr>
               <w:pStyle w:val="Normal"/>
               <w:widowControl/>
+              <w:suppressAutoHyphens w:val="true"/>
               <w:spacing w:lineRule="auto" w:line="240" w:before="0" w:after="0"/>
               <w:jc w:val="start"/>
               <w:rPr>
@@ -2131,54 +2158,54 @@
                 <w:rFonts w:eastAsia="Times New Roman" w:cs="Times New Roman" w:ascii="Times New Roman" w:hAnsi="Times New Roman"/>
                 <w:b/>
                 <w:bCs/>
+                <w:sz w:val="20"/>
+                <w:szCs w:val="20"/>
+                <w:lang w:eastAsia="cs-CZ"/>
+              </w:rPr>
+            </w:r>
+          </w:p>
+        </w:tc>
+        <w:tc>
+          <w:tcPr>
+            <w:tcW w:w="3826" w:type="dxa"/>
+            <w:tcBorders>
+              <w:top w:val="single" w:sz="4" w:space="0" w:color="000000"/>
+              <w:start w:val="single" w:sz="4" w:space="0" w:color="000000"/>
+              <w:bottom w:val="single" w:sz="4" w:space="0" w:color="000000"/>
+              <w:end w:val="single" w:sz="4" w:space="0" w:color="000000"/>
+            </w:tcBorders>
+            <w:shd w:color="auto" w:fill="CCCCCC" w:themeFill="text1" w:themeFillTint="33" w:val="clear"/>
+          </w:tcPr>
+          <w:p>
+            <w:pPr>
+              <w:pStyle w:val="Normal"/>
+              <w:widowControl/>
+              <w:suppressAutoHyphens w:val="true"/>
+              <w:spacing w:lineRule="auto" w:line="240" w:before="0" w:after="0"/>
+              <w:jc w:val="start"/>
+              <w:cnfStyle w:val="000000100000" w:firstRow="0" w:lastRow="0" w:firstColumn="0" w:lastColumn="0" w:oddVBand="0" w:evenVBand="0" w:oddHBand="1" w:evenHBand="0" w:firstRowFirstColumn="0" w:firstRowLastColumn="0" w:lastRowFirstColumn="0" w:lastRowLastColumn="0"/>
+              <w:rPr>
+                <w:rFonts w:ascii="Arial" w:hAnsi="Arial" w:eastAsia="Times New Roman" w:cs="Arial"/>
+                <w:sz w:val="20"/>
+                <w:szCs w:val="24"/>
+                <w:lang w:eastAsia="cs-CZ"/>
+              </w:rPr>
+            </w:pPr>
+            <w:r>
+              <w:rPr>
+                <w:rFonts w:eastAsia="Times New Roman" w:cs="Arial" w:ascii="Arial" w:hAnsi="Arial"/>
                 <w:kern w:val="0"/>
                 <w:sz w:val="20"/>
-                <w:szCs w:val="20"/>
+                <w:szCs w:val="24"/>
                 <w:lang w:val="cs-CZ" w:eastAsia="cs-CZ" w:bidi="ar-SA"/>
               </w:rPr>
-            </w:r>
-          </w:p>
-        </w:tc>
-        <w:tc>
-          <w:tcPr>
-            <w:tcW w:w="3826" w:type="dxa"/>
-            <w:tcBorders>
-              <w:top w:val="single" w:sz="4" w:space="0" w:color="000000"/>
-              <w:start w:val="single" w:sz="4" w:space="0" w:color="000000"/>
-              <w:bottom w:val="single" w:sz="4" w:space="0" w:color="000000"/>
-              <w:end w:val="single" w:sz="4" w:space="0" w:color="000000"/>
-            </w:tcBorders>
-            <w:shd w:color="auto" w:fill="CCCCCC" w:themeFill="text1" w:themeFillTint="33" w:val="clear"/>
-          </w:tcPr>
-          <w:p>
-            <w:pPr>
-              <w:pStyle w:val="Normal"/>
-              <w:widowControl/>
-              <w:spacing w:lineRule="auto" w:line="240" w:before="0" w:after="0"/>
-              <w:jc w:val="start"/>
-              <w:cnfStyle w:val="000000100000" w:firstRow="0" w:lastRow="0" w:firstColumn="0" w:lastColumn="0" w:oddVBand="0" w:evenVBand="0" w:oddHBand="1" w:evenHBand="0" w:firstRowFirstColumn="0" w:firstRowLastColumn="0" w:lastRowFirstColumn="0" w:lastRowLastColumn="0"/>
-              <w:rPr>
-                <w:rFonts w:ascii="Arial" w:hAnsi="Arial" w:eastAsia="Times New Roman" w:cs="Arial"/>
-                <w:sz w:val="20"/>
-                <w:szCs w:val="24"/>
-                <w:lang w:eastAsia="cs-CZ"/>
-              </w:rPr>
-            </w:pPr>
-            <w:r>
-              <w:rPr>
-                <w:rFonts w:eastAsia="Times New Roman" w:cs="Arial" w:ascii="Arial" w:hAnsi="Arial"/>
-                <w:kern w:val="0"/>
-                <w:sz w:val="20"/>
-                <w:szCs w:val="24"/>
-                <w:lang w:val="cs-CZ" w:eastAsia="cs-CZ" w:bidi="ar-SA"/>
-              </w:rPr>
               <w:t>Mazání vrcholů</w:t>
             </w:r>
           </w:p>
         </w:tc>
         <w:tc>
           <w:tcPr>
-            <w:tcW w:w="1559" w:type="dxa"/>
+            <w:tcW w:w="1558" w:type="dxa"/>
             <w:tcBorders>
               <w:top w:val="single" w:sz="4" w:space="0" w:color="000000"/>
               <w:start w:val="single" w:sz="4" w:space="0" w:color="000000"/>
@@ -2192,6 +2219,7 @@
             <w:pPr>
               <w:pStyle w:val="Normal"/>
               <w:widowControl/>
+              <w:suppressAutoHyphens w:val="true"/>
               <w:spacing w:lineRule="auto" w:line="240" w:before="0" w:after="0"/>
               <w:jc w:val="center"/>
               <w:cnfStyle w:val="000000100000" w:firstRow="0" w:lastRow="0" w:firstColumn="0" w:lastColumn="0" w:oddVBand="0" w:evenVBand="0" w:oddHBand="1" w:evenHBand="0" w:firstRowFirstColumn="0" w:firstRowLastColumn="0" w:lastRowFirstColumn="0" w:lastRowLastColumn="0"/>
@@ -2205,10 +2233,9 @@
             <w:r>
               <w:rPr>
                 <w:rFonts w:eastAsia="Times New Roman" w:cs="Arial" w:ascii="Arial" w:hAnsi="Arial"/>
-                <w:kern w:val="0"/>
-                <w:sz w:val="20"/>
-                <w:szCs w:val="24"/>
-                <w:lang w:val="cs-CZ" w:eastAsia="cs-CZ" w:bidi="ar-SA"/>
+                <w:sz w:val="20"/>
+                <w:szCs w:val="24"/>
+                <w:lang w:eastAsia="cs-CZ"/>
               </w:rPr>
             </w:r>
           </w:p>
@@ -2229,6 +2256,7 @@
             <w:pPr>
               <w:pStyle w:val="Normal"/>
               <w:widowControl/>
+              <w:suppressAutoHyphens w:val="true"/>
               <w:spacing w:lineRule="auto" w:line="240" w:before="0" w:after="0"/>
               <w:jc w:val="center"/>
               <w:cnfStyle w:val="000000100000" w:firstRow="0" w:lastRow="0" w:firstColumn="0" w:lastColumn="0" w:oddVBand="0" w:evenVBand="0" w:oddHBand="1" w:evenHBand="0" w:firstRowFirstColumn="0" w:firstRowLastColumn="0" w:lastRowFirstColumn="0" w:lastRowLastColumn="0"/>
@@ -2242,17 +2270,16 @@
             <w:r>
               <w:rPr>
                 <w:rFonts w:eastAsia="Times New Roman" w:cs="Times New Roman" w:ascii="Times New Roman" w:hAnsi="Times New Roman"/>
-                <w:kern w:val="0"/>
-                <w:sz w:val="20"/>
-                <w:szCs w:val="20"/>
-                <w:lang w:val="cs-CZ" w:eastAsia="cs-CZ" w:bidi="ar-SA"/>
-              </w:rPr>
-            </w:r>
-          </w:p>
-        </w:tc>
-        <w:tc>
-          <w:tcPr>
-            <w:tcW w:w="5671" w:type="dxa"/>
+                <w:sz w:val="20"/>
+                <w:szCs w:val="20"/>
+                <w:lang w:eastAsia="cs-CZ"/>
+              </w:rPr>
+            </w:r>
+          </w:p>
+        </w:tc>
+        <w:tc>
+          <w:tcPr>
+            <w:tcW w:w="5672" w:type="dxa"/>
             <w:tcBorders>
               <w:top w:val="single" w:sz="4" w:space="0" w:color="000000"/>
               <w:start w:val="single" w:sz="4" w:space="0" w:color="000000"/>
@@ -2265,6 +2292,7 @@
             <w:pPr>
               <w:pStyle w:val="Normal"/>
               <w:widowControl/>
+              <w:suppressAutoHyphens w:val="true"/>
               <w:spacing w:lineRule="auto" w:line="240" w:before="0" w:after="0"/>
               <w:jc w:val="start"/>
               <w:cnfStyle w:val="000000100000" w:firstRow="0" w:lastRow="0" w:firstColumn="0" w:lastColumn="0" w:oddVBand="0" w:evenVBand="0" w:oddHBand="1" w:evenHBand="0" w:firstRowFirstColumn="0" w:firstRowLastColumn="0" w:lastRowFirstColumn="0" w:lastRowLastColumn="0"/>
@@ -2278,10 +2306,9 @@
             <w:r>
               <w:rPr>
                 <w:rFonts w:eastAsia="Times New Roman" w:cs="Times New Roman" w:ascii="Times New Roman" w:hAnsi="Times New Roman"/>
-                <w:kern w:val="0"/>
-                <w:sz w:val="20"/>
-                <w:szCs w:val="20"/>
-                <w:lang w:val="cs-CZ" w:eastAsia="cs-CZ" w:bidi="ar-SA"/>
+                <w:sz w:val="20"/>
+                <w:szCs w:val="20"/>
+                <w:lang w:eastAsia="cs-CZ"/>
               </w:rPr>
             </w:r>
           </w:p>
@@ -2307,6 +2334,7 @@
             <w:pPr>
               <w:pStyle w:val="Normal"/>
               <w:widowControl/>
+              <w:suppressAutoHyphens w:val="true"/>
               <w:spacing w:lineRule="auto" w:line="240" w:before="0" w:after="0"/>
               <w:jc w:val="start"/>
               <w:rPr>
@@ -2321,53 +2349,53 @@
                 <w:rFonts w:eastAsia="Times New Roman" w:cs="Times New Roman" w:ascii="Times New Roman" w:hAnsi="Times New Roman"/>
                 <w:b/>
                 <w:bCs/>
+                <w:sz w:val="20"/>
+                <w:szCs w:val="20"/>
+                <w:lang w:eastAsia="cs-CZ"/>
+              </w:rPr>
+            </w:r>
+          </w:p>
+        </w:tc>
+        <w:tc>
+          <w:tcPr>
+            <w:tcW w:w="3826" w:type="dxa"/>
+            <w:tcBorders>
+              <w:top w:val="single" w:sz="4" w:space="0" w:color="000000"/>
+              <w:start w:val="single" w:sz="4" w:space="0" w:color="000000"/>
+              <w:bottom w:val="single" w:sz="4" w:space="0" w:color="000000"/>
+              <w:end w:val="single" w:sz="4" w:space="0" w:color="000000"/>
+            </w:tcBorders>
+          </w:tcPr>
+          <w:p>
+            <w:pPr>
+              <w:pStyle w:val="Normal"/>
+              <w:widowControl/>
+              <w:suppressAutoHyphens w:val="true"/>
+              <w:spacing w:lineRule="auto" w:line="240" w:before="0" w:after="0"/>
+              <w:jc w:val="start"/>
+              <w:cnfStyle w:val="000000000000" w:firstRow="0" w:lastRow="0" w:firstColumn="0" w:lastColumn="0" w:oddVBand="0" w:evenVBand="0" w:oddHBand="0" w:evenHBand="0" w:firstRowFirstColumn="0" w:firstRowLastColumn="0" w:lastRowFirstColumn="0" w:lastRowLastColumn="0"/>
+              <w:rPr>
+                <w:rFonts w:ascii="Arial" w:hAnsi="Arial" w:eastAsia="Times New Roman" w:cs="Arial"/>
+                <w:sz w:val="20"/>
+                <w:szCs w:val="24"/>
+                <w:lang w:eastAsia="cs-CZ"/>
+              </w:rPr>
+            </w:pPr>
+            <w:r>
+              <w:rPr>
+                <w:rFonts w:eastAsia="Times New Roman" w:cs="Arial" w:ascii="Arial" w:hAnsi="Arial"/>
                 <w:kern w:val="0"/>
                 <w:sz w:val="20"/>
-                <w:szCs w:val="20"/>
+                <w:szCs w:val="24"/>
                 <w:lang w:val="cs-CZ" w:eastAsia="cs-CZ" w:bidi="ar-SA"/>
               </w:rPr>
-            </w:r>
-          </w:p>
-        </w:tc>
-        <w:tc>
-          <w:tcPr>
-            <w:tcW w:w="3826" w:type="dxa"/>
-            <w:tcBorders>
-              <w:top w:val="single" w:sz="4" w:space="0" w:color="000000"/>
-              <w:start w:val="single" w:sz="4" w:space="0" w:color="000000"/>
-              <w:bottom w:val="single" w:sz="4" w:space="0" w:color="000000"/>
-              <w:end w:val="single" w:sz="4" w:space="0" w:color="000000"/>
-            </w:tcBorders>
-          </w:tcPr>
-          <w:p>
-            <w:pPr>
-              <w:pStyle w:val="Normal"/>
-              <w:widowControl/>
-              <w:spacing w:lineRule="auto" w:line="240" w:before="0" w:after="0"/>
-              <w:jc w:val="start"/>
-              <w:cnfStyle w:val="000000000000" w:firstRow="0" w:lastRow="0" w:firstColumn="0" w:lastColumn="0" w:oddVBand="0" w:evenVBand="0" w:oddHBand="0" w:evenHBand="0" w:firstRowFirstColumn="0" w:firstRowLastColumn="0" w:lastRowFirstColumn="0" w:lastRowLastColumn="0"/>
-              <w:rPr>
-                <w:rFonts w:ascii="Arial" w:hAnsi="Arial" w:eastAsia="Times New Roman" w:cs="Arial"/>
-                <w:sz w:val="20"/>
-                <w:szCs w:val="24"/>
-                <w:lang w:eastAsia="cs-CZ"/>
-              </w:rPr>
-            </w:pPr>
-            <w:r>
-              <w:rPr>
-                <w:rFonts w:eastAsia="Times New Roman" w:cs="Arial" w:ascii="Arial" w:hAnsi="Arial"/>
-                <w:kern w:val="0"/>
-                <w:sz w:val="20"/>
-                <w:szCs w:val="24"/>
-                <w:lang w:val="cs-CZ" w:eastAsia="cs-CZ" w:bidi="ar-SA"/>
-              </w:rPr>
               <w:t>Přidání vrcholu na nejbližší hranu</w:t>
             </w:r>
           </w:p>
         </w:tc>
         <w:tc>
           <w:tcPr>
-            <w:tcW w:w="1559" w:type="dxa"/>
+            <w:tcW w:w="1558" w:type="dxa"/>
             <w:tcBorders>
               <w:top w:val="single" w:sz="4" w:space="0" w:color="000000"/>
               <w:start w:val="single" w:sz="4" w:space="0" w:color="000000"/>
@@ -2380,6 +2408,7 @@
             <w:pPr>
               <w:pStyle w:val="Normal"/>
               <w:widowControl/>
+              <w:suppressAutoHyphens w:val="true"/>
               <w:spacing w:lineRule="auto" w:line="240" w:before="0" w:after="0"/>
               <w:jc w:val="center"/>
               <w:cnfStyle w:val="000000000000" w:firstRow="0" w:lastRow="0" w:firstColumn="0" w:lastColumn="0" w:oddVBand="0" w:evenVBand="0" w:oddHBand="0" w:evenHBand="0" w:firstRowFirstColumn="0" w:firstRowLastColumn="0" w:lastRowFirstColumn="0" w:lastRowLastColumn="0"/>
@@ -2393,10 +2422,9 @@
             <w:r>
               <w:rPr>
                 <w:rFonts w:eastAsia="Times New Roman" w:cs="Arial" w:ascii="Arial" w:hAnsi="Arial"/>
-                <w:kern w:val="0"/>
-                <w:sz w:val="20"/>
-                <w:szCs w:val="24"/>
-                <w:lang w:val="cs-CZ" w:eastAsia="cs-CZ" w:bidi="ar-SA"/>
+                <w:sz w:val="20"/>
+                <w:szCs w:val="24"/>
+                <w:lang w:eastAsia="cs-CZ"/>
               </w:rPr>
             </w:r>
           </w:p>
@@ -2416,6 +2444,7 @@
             <w:pPr>
               <w:pStyle w:val="Normal"/>
               <w:widowControl/>
+              <w:suppressAutoHyphens w:val="true"/>
               <w:spacing w:lineRule="auto" w:line="240" w:before="0" w:after="0"/>
               <w:jc w:val="center"/>
               <w:cnfStyle w:val="000000000000" w:firstRow="0" w:lastRow="0" w:firstColumn="0" w:lastColumn="0" w:oddVBand="0" w:evenVBand="0" w:oddHBand="0" w:evenHBand="0" w:firstRowFirstColumn="0" w:firstRowLastColumn="0" w:lastRowFirstColumn="0" w:lastRowLastColumn="0"/>
@@ -2429,28 +2458,28 @@
             <w:r>
               <w:rPr>
                 <w:rFonts w:eastAsia="Times New Roman" w:cs="Times New Roman" w:ascii="Times New Roman" w:hAnsi="Times New Roman"/>
-                <w:kern w:val="0"/>
-                <w:sz w:val="20"/>
-                <w:szCs w:val="20"/>
-                <w:lang w:val="cs-CZ" w:eastAsia="cs-CZ" w:bidi="ar-SA"/>
-              </w:rPr>
-            </w:r>
-          </w:p>
-        </w:tc>
-        <w:tc>
-          <w:tcPr>
-            <w:tcW w:w="5671" w:type="dxa"/>
-            <w:tcBorders>
-              <w:top w:val="single" w:sz="4" w:space="0" w:color="000000"/>
-              <w:start w:val="single" w:sz="4" w:space="0" w:color="000000"/>
-              <w:bottom w:val="single" w:sz="4" w:space="0" w:color="000000"/>
-              <w:end w:val="single" w:sz="4" w:space="0" w:color="000000"/>
-            </w:tcBorders>
-          </w:tcPr>
-          <w:p>
-            <w:pPr>
-              <w:pStyle w:val="Normal"/>
-              <w:widowControl/>
+                <w:sz w:val="20"/>
+                <w:szCs w:val="20"/>
+                <w:lang w:eastAsia="cs-CZ"/>
+              </w:rPr>
+            </w:r>
+          </w:p>
+        </w:tc>
+        <w:tc>
+          <w:tcPr>
+            <w:tcW w:w="5672" w:type="dxa"/>
+            <w:tcBorders>
+              <w:top w:val="single" w:sz="4" w:space="0" w:color="000000"/>
+              <w:start w:val="single" w:sz="4" w:space="0" w:color="000000"/>
+              <w:bottom w:val="single" w:sz="4" w:space="0" w:color="000000"/>
+              <w:end w:val="single" w:sz="4" w:space="0" w:color="000000"/>
+            </w:tcBorders>
+          </w:tcPr>
+          <w:p>
+            <w:pPr>
+              <w:pStyle w:val="Normal"/>
+              <w:widowControl/>
+              <w:suppressAutoHyphens w:val="true"/>
               <w:spacing w:lineRule="auto" w:line="240" w:before="0" w:after="0"/>
               <w:jc w:val="start"/>
               <w:cnfStyle w:val="000000000000" w:firstRow="0" w:lastRow="0" w:firstColumn="0" w:lastColumn="0" w:oddVBand="0" w:evenVBand="0" w:oddHBand="0" w:evenHBand="0" w:firstRowFirstColumn="0" w:firstRowLastColumn="0" w:lastRowFirstColumn="0" w:lastRowLastColumn="0"/>
@@ -2464,10 +2493,9 @@
             <w:r>
               <w:rPr>
                 <w:rFonts w:eastAsia="Times New Roman" w:cs="Times New Roman" w:ascii="Times New Roman" w:hAnsi="Times New Roman"/>
-                <w:kern w:val="0"/>
-                <w:sz w:val="20"/>
-                <w:szCs w:val="20"/>
-                <w:lang w:val="cs-CZ" w:eastAsia="cs-CZ" w:bidi="ar-SA"/>
+                <w:sz w:val="20"/>
+                <w:szCs w:val="20"/>
+                <w:lang w:eastAsia="cs-CZ"/>
               </w:rPr>
             </w:r>
           </w:p>
@@ -2495,6 +2523,7 @@
             <w:pPr>
               <w:pStyle w:val="Normal"/>
               <w:widowControl/>
+              <w:suppressAutoHyphens w:val="true"/>
               <w:spacing w:lineRule="auto" w:line="240" w:before="0" w:after="0"/>
               <w:jc w:val="start"/>
               <w:rPr>
@@ -2509,10 +2538,9 @@
                 <w:rFonts w:eastAsia="Times New Roman" w:cs="Times New Roman" w:ascii="Times New Roman" w:hAnsi="Times New Roman"/>
                 <w:b/>
                 <w:bCs/>
-                <w:kern w:val="0"/>
-                <w:sz w:val="20"/>
-                <w:szCs w:val="20"/>
-                <w:lang w:val="cs-CZ" w:eastAsia="cs-CZ" w:bidi="ar-SA"/>
+                <w:sz w:val="20"/>
+                <w:szCs w:val="20"/>
+                <w:lang w:eastAsia="cs-CZ"/>
               </w:rPr>
             </w:r>
           </w:p>
@@ -2532,6 +2560,7 @@
             <w:pPr>
               <w:pStyle w:val="Normal"/>
               <w:widowControl/>
+              <w:suppressAutoHyphens w:val="true"/>
               <w:spacing w:lineRule="auto" w:line="240" w:before="0" w:after="0"/>
               <w:jc w:val="start"/>
               <w:cnfStyle w:val="000000100000" w:firstRow="0" w:lastRow="0" w:firstColumn="0" w:lastColumn="0" w:oddVBand="0" w:evenVBand="0" w:oddHBand="1" w:evenHBand="0" w:firstRowFirstColumn="0" w:firstRowLastColumn="0" w:lastRowFirstColumn="0" w:lastRowLastColumn="0"/>
@@ -2558,7 +2587,7 @@
         </w:tc>
         <w:tc>
           <w:tcPr>
-            <w:tcW w:w="1559" w:type="dxa"/>
+            <w:tcW w:w="1558" w:type="dxa"/>
             <w:tcBorders>
               <w:top w:val="single" w:sz="4" w:space="0" w:color="000000"/>
               <w:start w:val="single" w:sz="4" w:space="0" w:color="000000"/>
@@ -2572,6 +2601,7 @@
             <w:pPr>
               <w:pStyle w:val="Normal"/>
               <w:widowControl/>
+              <w:suppressAutoHyphens w:val="true"/>
               <w:spacing w:lineRule="auto" w:line="240" w:before="0" w:after="0"/>
               <w:jc w:val="center"/>
               <w:cnfStyle w:val="000000100000" w:firstRow="0" w:lastRow="0" w:firstColumn="0" w:lastColumn="0" w:oddVBand="0" w:evenVBand="0" w:oddHBand="1" w:evenHBand="0" w:firstRowFirstColumn="0" w:firstRowLastColumn="0" w:lastRowFirstColumn="0" w:lastRowLastColumn="0"/>
@@ -2585,11 +2615,11 @@
             <w:r>
               <w:rPr>
                 <w:rFonts w:eastAsia="Times New Roman" w:cs="Arial" w:ascii="Arial" w:hAnsi="Arial"/>
-                <w:kern w:val="0"/>
-                <w:sz w:val="20"/>
-                <w:szCs w:val="24"/>
-                <w:lang w:val="cs-CZ" w:eastAsia="cs-CZ" w:bidi="ar-SA"/>
-              </w:rPr>
+                <w:sz w:val="20"/>
+                <w:szCs w:val="24"/>
+                <w:lang w:eastAsia="cs-CZ"/>
+              </w:rPr>
+              <w:t>100</w:t>
             </w:r>
           </w:p>
         </w:tc>
@@ -2609,6 +2639,7 @@
             <w:pPr>
               <w:pStyle w:val="Normal"/>
               <w:widowControl/>
+              <w:suppressAutoHyphens w:val="true"/>
               <w:spacing w:lineRule="auto" w:line="240" w:before="0" w:after="0"/>
               <w:jc w:val="center"/>
               <w:cnfStyle w:val="000000100000" w:firstRow="0" w:lastRow="0" w:firstColumn="0" w:lastColumn="0" w:oddVBand="0" w:evenVBand="0" w:oddHBand="1" w:evenHBand="0" w:firstRowFirstColumn="0" w:firstRowLastColumn="0" w:lastRowFirstColumn="0" w:lastRowLastColumn="0"/>
@@ -2622,17 +2653,16 @@
             <w:r>
               <w:rPr>
                 <w:rFonts w:eastAsia="Times New Roman" w:cs="Times New Roman" w:ascii="Times New Roman" w:hAnsi="Times New Roman"/>
-                <w:kern w:val="0"/>
-                <w:sz w:val="20"/>
-                <w:szCs w:val="20"/>
-                <w:lang w:val="cs-CZ" w:eastAsia="cs-CZ" w:bidi="ar-SA"/>
-              </w:rPr>
-            </w:r>
-          </w:p>
-        </w:tc>
-        <w:tc>
-          <w:tcPr>
-            <w:tcW w:w="5671" w:type="dxa"/>
+                <w:sz w:val="20"/>
+                <w:szCs w:val="20"/>
+                <w:lang w:eastAsia="cs-CZ"/>
+              </w:rPr>
+            </w:r>
+          </w:p>
+        </w:tc>
+        <w:tc>
+          <w:tcPr>
+            <w:tcW w:w="5672" w:type="dxa"/>
             <w:tcBorders>
               <w:top w:val="single" w:sz="4" w:space="0" w:color="000000"/>
               <w:start w:val="single" w:sz="4" w:space="0" w:color="000000"/>
@@ -2645,6 +2675,8 @@
             <w:pPr>
               <w:pStyle w:val="Normal"/>
               <w:widowControl/>
+              <w:suppressAutoHyphens w:val="true"/>
+              <w:bidi w:val="0"/>
               <w:spacing w:lineRule="auto" w:line="240" w:before="0" w:after="0"/>
               <w:jc w:val="start"/>
               <w:cnfStyle w:val="000000100000" w:firstRow="0" w:lastRow="0" w:firstColumn="0" w:lastColumn="0" w:oddVBand="0" w:evenVBand="0" w:oddHBand="1" w:evenHBand="0" w:firstRowFirstColumn="0" w:firstRowLastColumn="0" w:lastRowFirstColumn="0" w:lastRowLastColumn="0"/>
@@ -2658,11 +2690,11 @@
             <w:r>
               <w:rPr>
                 <w:rFonts w:eastAsia="Times New Roman" w:cs="Times New Roman" w:ascii="Times New Roman" w:hAnsi="Times New Roman"/>
-                <w:kern w:val="0"/>
-                <w:sz w:val="20"/>
-                <w:szCs w:val="20"/>
-                <w:lang w:val="cs-CZ" w:eastAsia="cs-CZ" w:bidi="ar-SA"/>
-              </w:rPr>
+                <w:sz w:val="20"/>
+                <w:szCs w:val="20"/>
+                <w:lang w:eastAsia="cs-CZ"/>
+              </w:rPr>
+              <w:t>https://github.com/FruityFrumi/PgfrForReal</w:t>
             </w:r>
           </w:p>
         </w:tc>
@@ -2687,6 +2719,7 @@
             <w:pPr>
               <w:pStyle w:val="Normal"/>
               <w:widowControl/>
+              <w:suppressAutoHyphens w:val="true"/>
               <w:spacing w:lineRule="auto" w:line="240" w:before="0" w:after="0"/>
               <w:jc w:val="start"/>
               <w:rPr>
@@ -2724,6 +2757,7 @@
             <w:pPr>
               <w:pStyle w:val="Normal"/>
               <w:widowControl/>
+              <w:suppressAutoHyphens w:val="true"/>
               <w:spacing w:lineRule="auto" w:line="240" w:before="0" w:after="0"/>
               <w:jc w:val="start"/>
               <w:cnfStyle w:val="000000000000" w:firstRow="0" w:lastRow="0" w:firstColumn="0" w:lastColumn="0" w:oddVBand="0" w:evenVBand="0" w:oddHBand="0" w:evenHBand="0" w:firstRowFirstColumn="0" w:firstRowLastColumn="0" w:lastRowFirstColumn="0" w:lastRowLastColumn="0"/>
@@ -2737,17 +2771,16 @@
             <w:r>
               <w:rPr>
                 <w:rFonts w:eastAsia="Times New Roman" w:cs="Arial" w:ascii="Arial" w:hAnsi="Arial"/>
-                <w:kern w:val="0"/>
-                <w:sz w:val="20"/>
-                <w:szCs w:val="24"/>
-                <w:lang w:val="cs-CZ" w:eastAsia="cs-CZ" w:bidi="ar-SA"/>
-              </w:rPr>
-            </w:r>
-          </w:p>
-        </w:tc>
-        <w:tc>
-          <w:tcPr>
-            <w:tcW w:w="1559" w:type="dxa"/>
+                <w:sz w:val="20"/>
+                <w:szCs w:val="24"/>
+                <w:lang w:eastAsia="cs-CZ"/>
+              </w:rPr>
+            </w:r>
+          </w:p>
+        </w:tc>
+        <w:tc>
+          <w:tcPr>
+            <w:tcW w:w="1558" w:type="dxa"/>
             <w:tcBorders>
               <w:top w:val="single" w:sz="4" w:space="0" w:color="000000"/>
               <w:start w:val="single" w:sz="4" w:space="0" w:color="000000"/>
@@ -2760,6 +2793,7 @@
             <w:pPr>
               <w:pStyle w:val="Normal"/>
               <w:widowControl/>
+              <w:suppressAutoHyphens w:val="true"/>
               <w:spacing w:lineRule="auto" w:line="240" w:before="0" w:after="0"/>
               <w:jc w:val="center"/>
               <w:cnfStyle w:val="000000000000" w:firstRow="0" w:lastRow="0" w:firstColumn="0" w:lastColumn="0" w:oddVBand="0" w:evenVBand="0" w:oddHBand="0" w:evenHBand="0" w:firstRowFirstColumn="0" w:firstRowLastColumn="0" w:lastRowFirstColumn="0" w:lastRowLastColumn="0"/>
@@ -2773,10 +2807,9 @@
             <w:r>
               <w:rPr>
                 <w:rFonts w:eastAsia="Times New Roman" w:cs="Times New Roman" w:ascii="Times New Roman" w:hAnsi="Times New Roman"/>
-                <w:kern w:val="0"/>
-                <w:sz w:val="20"/>
-                <w:szCs w:val="20"/>
-                <w:lang w:val="cs-CZ" w:eastAsia="cs-CZ" w:bidi="ar-SA"/>
+                <w:sz w:val="20"/>
+                <w:szCs w:val="20"/>
+                <w:lang w:eastAsia="cs-CZ"/>
               </w:rPr>
             </w:r>
           </w:p>
@@ -2796,6 +2829,7 @@
             <w:pPr>
               <w:pStyle w:val="Normal"/>
               <w:widowControl/>
+              <w:suppressAutoHyphens w:val="true"/>
               <w:spacing w:lineRule="auto" w:line="240" w:before="0" w:after="0"/>
               <w:jc w:val="center"/>
               <w:cnfStyle w:val="000000000000" w:firstRow="0" w:lastRow="0" w:firstColumn="0" w:lastColumn="0" w:oddVBand="0" w:evenVBand="0" w:oddHBand="0" w:evenHBand="0" w:firstRowFirstColumn="0" w:firstRowLastColumn="0" w:lastRowFirstColumn="0" w:lastRowLastColumn="0"/>
@@ -2809,28 +2843,28 @@
             <w:r>
               <w:rPr>
                 <w:rFonts w:eastAsia="Times New Roman" w:cs="Times New Roman" w:ascii="Times New Roman" w:hAnsi="Times New Roman"/>
-                <w:kern w:val="0"/>
-                <w:sz w:val="20"/>
-                <w:szCs w:val="20"/>
-                <w:lang w:val="cs-CZ" w:eastAsia="cs-CZ" w:bidi="ar-SA"/>
-              </w:rPr>
-            </w:r>
-          </w:p>
-        </w:tc>
-        <w:tc>
-          <w:tcPr>
-            <w:tcW w:w="5671" w:type="dxa"/>
-            <w:tcBorders>
-              <w:top w:val="single" w:sz="4" w:space="0" w:color="000000"/>
-              <w:start w:val="single" w:sz="4" w:space="0" w:color="000000"/>
-              <w:bottom w:val="single" w:sz="4" w:space="0" w:color="000000"/>
-              <w:end w:val="single" w:sz="4" w:space="0" w:color="000000"/>
-            </w:tcBorders>
-          </w:tcPr>
-          <w:p>
-            <w:pPr>
-              <w:pStyle w:val="Normal"/>
-              <w:widowControl/>
+                <w:sz w:val="20"/>
+                <w:szCs w:val="20"/>
+                <w:lang w:eastAsia="cs-CZ"/>
+              </w:rPr>
+            </w:r>
+          </w:p>
+        </w:tc>
+        <w:tc>
+          <w:tcPr>
+            <w:tcW w:w="5672" w:type="dxa"/>
+            <w:tcBorders>
+              <w:top w:val="single" w:sz="4" w:space="0" w:color="000000"/>
+              <w:start w:val="single" w:sz="4" w:space="0" w:color="000000"/>
+              <w:bottom w:val="single" w:sz="4" w:space="0" w:color="000000"/>
+              <w:end w:val="single" w:sz="4" w:space="0" w:color="000000"/>
+            </w:tcBorders>
+          </w:tcPr>
+          <w:p>
+            <w:pPr>
+              <w:pStyle w:val="Normal"/>
+              <w:widowControl/>
+              <w:suppressAutoHyphens w:val="true"/>
               <w:spacing w:lineRule="auto" w:line="240" w:before="0" w:after="0"/>
               <w:jc w:val="start"/>
               <w:cnfStyle w:val="000000000000" w:firstRow="0" w:lastRow="0" w:firstColumn="0" w:lastColumn="0" w:oddVBand="0" w:evenVBand="0" w:oddHBand="0" w:evenHBand="0" w:firstRowFirstColumn="0" w:firstRowLastColumn="0" w:lastRowFirstColumn="0" w:lastRowLastColumn="0"/>
@@ -2876,6 +2910,7 @@
             <w:pPr>
               <w:pStyle w:val="Normal"/>
               <w:widowControl/>
+              <w:suppressAutoHyphens w:val="true"/>
               <w:spacing w:lineRule="auto" w:line="240" w:before="0" w:after="0"/>
               <w:jc w:val="start"/>
               <w:rPr>
@@ -2890,10 +2925,9 @@
                 <w:rFonts w:eastAsia="Times New Roman" w:cs="Arial" w:ascii="Arial" w:hAnsi="Arial"/>
                 <w:b/>
                 <w:bCs/>
-                <w:kern w:val="0"/>
-                <w:sz w:val="20"/>
-                <w:szCs w:val="24"/>
-                <w:lang w:val="cs-CZ" w:eastAsia="cs-CZ" w:bidi="ar-SA"/>
+                <w:sz w:val="20"/>
+                <w:szCs w:val="24"/>
+                <w:lang w:eastAsia="cs-CZ"/>
               </w:rPr>
             </w:r>
           </w:p>
@@ -2913,6 +2947,7 @@
             <w:pPr>
               <w:pStyle w:val="Normal"/>
               <w:widowControl/>
+              <w:suppressAutoHyphens w:val="true"/>
               <w:spacing w:lineRule="auto" w:line="240" w:before="0" w:after="0"/>
               <w:jc w:val="start"/>
               <w:cnfStyle w:val="000000100000" w:firstRow="0" w:lastRow="0" w:firstColumn="0" w:lastColumn="0" w:oddVBand="0" w:evenVBand="0" w:oddHBand="1" w:evenHBand="0" w:firstRowFirstColumn="0" w:firstRowLastColumn="0" w:lastRowFirstColumn="0" w:lastRowLastColumn="0"/>
@@ -2926,17 +2961,16 @@
             <w:r>
               <w:rPr>
                 <w:rFonts w:eastAsia="Times New Roman" w:cs="Arial" w:ascii="Arial" w:hAnsi="Arial"/>
-                <w:kern w:val="0"/>
-                <w:sz w:val="20"/>
-                <w:szCs w:val="24"/>
-                <w:lang w:val="cs-CZ" w:eastAsia="cs-CZ" w:bidi="ar-SA"/>
-              </w:rPr>
-            </w:r>
-          </w:p>
-        </w:tc>
-        <w:tc>
-          <w:tcPr>
-            <w:tcW w:w="1559" w:type="dxa"/>
+                <w:sz w:val="20"/>
+                <w:szCs w:val="24"/>
+                <w:lang w:eastAsia="cs-CZ"/>
+              </w:rPr>
+            </w:r>
+          </w:p>
+        </w:tc>
+        <w:tc>
+          <w:tcPr>
+            <w:tcW w:w="1558" w:type="dxa"/>
             <w:tcBorders>
               <w:top w:val="single" w:sz="4" w:space="0" w:color="000000"/>
               <w:start w:val="single" w:sz="4" w:space="0" w:color="000000"/>
@@ -2950,6 +2984,7 @@
             <w:pPr>
               <w:pStyle w:val="Normal"/>
               <w:widowControl/>
+              <w:suppressAutoHyphens w:val="true"/>
               <w:spacing w:lineRule="auto" w:line="240" w:before="0" w:after="0"/>
               <w:jc w:val="center"/>
               <w:cnfStyle w:val="000000100000" w:firstRow="0" w:lastRow="0" w:firstColumn="0" w:lastColumn="0" w:oddVBand="0" w:evenVBand="0" w:oddHBand="1" w:evenHBand="0" w:firstRowFirstColumn="0" w:firstRowLastColumn="0" w:lastRowFirstColumn="0" w:lastRowLastColumn="0"/>
@@ -2963,10 +2998,9 @@
             <w:r>
               <w:rPr>
                 <w:rFonts w:eastAsia="Times New Roman" w:cs="Times New Roman" w:ascii="Times New Roman" w:hAnsi="Times New Roman"/>
-                <w:kern w:val="0"/>
-                <w:sz w:val="20"/>
-                <w:szCs w:val="20"/>
-                <w:lang w:val="cs-CZ" w:eastAsia="cs-CZ" w:bidi="ar-SA"/>
+                <w:sz w:val="20"/>
+                <w:szCs w:val="20"/>
+                <w:lang w:eastAsia="cs-CZ"/>
               </w:rPr>
             </w:r>
           </w:p>
@@ -2987,6 +3021,7 @@
             <w:pPr>
               <w:pStyle w:val="Normal"/>
               <w:widowControl/>
+              <w:suppressAutoHyphens w:val="true"/>
               <w:spacing w:lineRule="auto" w:line="240" w:before="0" w:after="0"/>
               <w:jc w:val="center"/>
               <w:cnfStyle w:val="000000100000" w:firstRow="0" w:lastRow="0" w:firstColumn="0" w:lastColumn="0" w:oddVBand="0" w:evenVBand="0" w:oddHBand="1" w:evenHBand="0" w:firstRowFirstColumn="0" w:firstRowLastColumn="0" w:lastRowFirstColumn="0" w:lastRowLastColumn="0"/>
@@ -3000,17 +3035,16 @@
             <w:r>
               <w:rPr>
                 <w:rFonts w:eastAsia="Times New Roman" w:cs="Times New Roman" w:ascii="Times New Roman" w:hAnsi="Times New Roman"/>
-                <w:kern w:val="0"/>
-                <w:sz w:val="20"/>
-                <w:szCs w:val="20"/>
-                <w:lang w:val="cs-CZ" w:eastAsia="cs-CZ" w:bidi="ar-SA"/>
-              </w:rPr>
-            </w:r>
-          </w:p>
-        </w:tc>
-        <w:tc>
-          <w:tcPr>
-            <w:tcW w:w="5671" w:type="dxa"/>
+                <w:sz w:val="20"/>
+                <w:szCs w:val="20"/>
+                <w:lang w:eastAsia="cs-CZ"/>
+              </w:rPr>
+            </w:r>
+          </w:p>
+        </w:tc>
+        <w:tc>
+          <w:tcPr>
+            <w:tcW w:w="5672" w:type="dxa"/>
             <w:tcBorders>
               <w:top w:val="single" w:sz="4" w:space="0" w:color="000000"/>
               <w:start w:val="single" w:sz="4" w:space="0" w:color="000000"/>
@@ -3023,6 +3057,7 @@
             <w:pPr>
               <w:pStyle w:val="Normal"/>
               <w:widowControl/>
+              <w:suppressAutoHyphens w:val="true"/>
               <w:spacing w:lineRule="auto" w:line="240" w:before="0" w:after="0"/>
               <w:jc w:val="start"/>
               <w:cnfStyle w:val="000000100000" w:firstRow="0" w:lastRow="0" w:firstColumn="0" w:lastColumn="0" w:oddVBand="0" w:evenVBand="0" w:oddHBand="1" w:evenHBand="0" w:firstRowFirstColumn="0" w:firstRowLastColumn="0" w:lastRowFirstColumn="0" w:lastRowLastColumn="0"/>
@@ -3036,10 +3071,9 @@
             <w:r>
               <w:rPr>
                 <w:rFonts w:eastAsia="Times New Roman" w:cs="Times New Roman" w:ascii="Times New Roman" w:hAnsi="Times New Roman"/>
-                <w:kern w:val="0"/>
-                <w:sz w:val="20"/>
-                <w:szCs w:val="20"/>
-                <w:lang w:val="cs-CZ" w:eastAsia="cs-CZ" w:bidi="ar-SA"/>
+                <w:sz w:val="20"/>
+                <w:szCs w:val="20"/>
+                <w:lang w:eastAsia="cs-CZ"/>
               </w:rPr>
             </w:r>
           </w:p>
@@ -3065,6 +3099,7 @@
             <w:pPr>
               <w:pStyle w:val="Normal"/>
               <w:widowControl/>
+              <w:suppressAutoHyphens w:val="true"/>
               <w:spacing w:lineRule="auto" w:line="240" w:before="0" w:after="0"/>
               <w:jc w:val="start"/>
               <w:rPr>
@@ -3079,10 +3114,9 @@
                 <w:rFonts w:eastAsia="Times New Roman" w:cs="Arial" w:ascii="Arial" w:hAnsi="Arial"/>
                 <w:b/>
                 <w:bCs/>
-                <w:kern w:val="0"/>
-                <w:sz w:val="20"/>
-                <w:szCs w:val="24"/>
-                <w:lang w:val="cs-CZ" w:eastAsia="cs-CZ" w:bidi="ar-SA"/>
+                <w:sz w:val="20"/>
+                <w:szCs w:val="24"/>
+                <w:lang w:eastAsia="cs-CZ"/>
               </w:rPr>
             </w:r>
           </w:p>
@@ -3101,6 +3135,7 @@
             <w:pPr>
               <w:pStyle w:val="Normal"/>
               <w:widowControl/>
+              <w:suppressAutoHyphens w:val="true"/>
               <w:spacing w:lineRule="auto" w:line="240" w:before="0" w:after="0"/>
               <w:jc w:val="start"/>
               <w:cnfStyle w:val="000000000000" w:firstRow="0" w:lastRow="0" w:firstColumn="0" w:lastColumn="0" w:oddVBand="0" w:evenVBand="0" w:oddHBand="0" w:evenHBand="0" w:firstRowFirstColumn="0" w:firstRowLastColumn="0" w:lastRowFirstColumn="0" w:lastRowLastColumn="0"/>
@@ -3114,17 +3149,16 @@
             <w:r>
               <w:rPr>
                 <w:rFonts w:eastAsia="Times New Roman" w:cs="Arial" w:ascii="Arial" w:hAnsi="Arial"/>
-                <w:kern w:val="0"/>
-                <w:sz w:val="20"/>
-                <w:szCs w:val="24"/>
-                <w:lang w:val="cs-CZ" w:eastAsia="cs-CZ" w:bidi="ar-SA"/>
-              </w:rPr>
-            </w:r>
-          </w:p>
-        </w:tc>
-        <w:tc>
-          <w:tcPr>
-            <w:tcW w:w="1559" w:type="dxa"/>
+                <w:sz w:val="20"/>
+                <w:szCs w:val="24"/>
+                <w:lang w:eastAsia="cs-CZ"/>
+              </w:rPr>
+            </w:r>
+          </w:p>
+        </w:tc>
+        <w:tc>
+          <w:tcPr>
+            <w:tcW w:w="1558" w:type="dxa"/>
             <w:tcBorders>
               <w:top w:val="single" w:sz="4" w:space="0" w:color="000000"/>
               <w:start w:val="single" w:sz="4" w:space="0" w:color="000000"/>
@@ -3137,6 +3171,7 @@
             <w:pPr>
               <w:pStyle w:val="Normal"/>
               <w:widowControl/>
+              <w:suppressAutoHyphens w:val="true"/>
               <w:spacing w:lineRule="auto" w:line="240" w:before="0" w:after="0"/>
               <w:jc w:val="center"/>
               <w:cnfStyle w:val="000000000000" w:firstRow="0" w:lastRow="0" w:firstColumn="0" w:lastColumn="0" w:oddVBand="0" w:evenVBand="0" w:oddHBand="0" w:evenHBand="0" w:firstRowFirstColumn="0" w:firstRowLastColumn="0" w:lastRowFirstColumn="0" w:lastRowLastColumn="0"/>
@@ -3150,10 +3185,9 @@
             <w:r>
               <w:rPr>
                 <w:rFonts w:eastAsia="Times New Roman" w:cs="Times New Roman" w:ascii="Times New Roman" w:hAnsi="Times New Roman"/>
-                <w:kern w:val="0"/>
-                <w:sz w:val="20"/>
-                <w:szCs w:val="20"/>
-                <w:lang w:val="cs-CZ" w:eastAsia="cs-CZ" w:bidi="ar-SA"/>
+                <w:sz w:val="20"/>
+                <w:szCs w:val="20"/>
+                <w:lang w:eastAsia="cs-CZ"/>
               </w:rPr>
             </w:r>
           </w:p>
@@ -3173,6 +3207,7 @@
             <w:pPr>
               <w:pStyle w:val="Normal"/>
               <w:widowControl/>
+              <w:suppressAutoHyphens w:val="true"/>
               <w:spacing w:lineRule="auto" w:line="240" w:before="0" w:after="0"/>
               <w:jc w:val="center"/>
               <w:cnfStyle w:val="000000000000" w:firstRow="0" w:lastRow="0" w:firstColumn="0" w:lastColumn="0" w:oddVBand="0" w:evenVBand="0" w:oddHBand="0" w:evenHBand="0" w:firstRowFirstColumn="0" w:firstRowLastColumn="0" w:lastRowFirstColumn="0" w:lastRowLastColumn="0"/>
@@ -3186,28 +3221,28 @@
             <w:r>
               <w:rPr>
                 <w:rFonts w:eastAsia="Times New Roman" w:cs="Times New Roman" w:ascii="Times New Roman" w:hAnsi="Times New Roman"/>
-                <w:kern w:val="0"/>
-                <w:sz w:val="20"/>
-                <w:szCs w:val="20"/>
-                <w:lang w:val="cs-CZ" w:eastAsia="cs-CZ" w:bidi="ar-SA"/>
-              </w:rPr>
-            </w:r>
-          </w:p>
-        </w:tc>
-        <w:tc>
-          <w:tcPr>
-            <w:tcW w:w="5671" w:type="dxa"/>
-            <w:tcBorders>
-              <w:top w:val="single" w:sz="4" w:space="0" w:color="000000"/>
-              <w:start w:val="single" w:sz="4" w:space="0" w:color="000000"/>
-              <w:bottom w:val="single" w:sz="4" w:space="0" w:color="000000"/>
-              <w:end w:val="single" w:sz="4" w:space="0" w:color="000000"/>
-            </w:tcBorders>
-          </w:tcPr>
-          <w:p>
-            <w:pPr>
-              <w:pStyle w:val="Normal"/>
-              <w:widowControl/>
+                <w:sz w:val="20"/>
+                <w:szCs w:val="20"/>
+                <w:lang w:eastAsia="cs-CZ"/>
+              </w:rPr>
+            </w:r>
+          </w:p>
+        </w:tc>
+        <w:tc>
+          <w:tcPr>
+            <w:tcW w:w="5672" w:type="dxa"/>
+            <w:tcBorders>
+              <w:top w:val="single" w:sz="4" w:space="0" w:color="000000"/>
+              <w:start w:val="single" w:sz="4" w:space="0" w:color="000000"/>
+              <w:bottom w:val="single" w:sz="4" w:space="0" w:color="000000"/>
+              <w:end w:val="single" w:sz="4" w:space="0" w:color="000000"/>
+            </w:tcBorders>
+          </w:tcPr>
+          <w:p>
+            <w:pPr>
+              <w:pStyle w:val="Normal"/>
+              <w:widowControl/>
+              <w:suppressAutoHyphens w:val="true"/>
               <w:spacing w:lineRule="auto" w:line="240" w:before="0" w:after="0"/>
               <w:jc w:val="start"/>
               <w:cnfStyle w:val="000000000000" w:firstRow="0" w:lastRow="0" w:firstColumn="0" w:lastColumn="0" w:oddVBand="0" w:evenVBand="0" w:oddHBand="0" w:evenHBand="0" w:firstRowFirstColumn="0" w:firstRowLastColumn="0" w:lastRowFirstColumn="0" w:lastRowLastColumn="0"/>
@@ -3221,10 +3256,9 @@
             <w:r>
               <w:rPr>
                 <w:rFonts w:eastAsia="Times New Roman" w:cs="Times New Roman" w:ascii="Times New Roman" w:hAnsi="Times New Roman"/>
-                <w:kern w:val="0"/>
-                <w:sz w:val="20"/>
-                <w:szCs w:val="20"/>
-                <w:lang w:val="cs-CZ" w:eastAsia="cs-CZ" w:bidi="ar-SA"/>
+                <w:sz w:val="20"/>
+                <w:szCs w:val="20"/>
+                <w:lang w:eastAsia="cs-CZ"/>
               </w:rPr>
             </w:r>
           </w:p>
@@ -3252,6 +3286,7 @@
             <w:pPr>
               <w:pStyle w:val="Normal"/>
               <w:widowControl/>
+              <w:suppressAutoHyphens w:val="true"/>
               <w:spacing w:lineRule="auto" w:line="240" w:before="0" w:after="0"/>
               <w:jc w:val="start"/>
               <w:rPr>
@@ -3266,10 +3301,9 @@
                 <w:rFonts w:eastAsia="Times New Roman" w:cs="Arial" w:ascii="Arial" w:hAnsi="Arial"/>
                 <w:b/>
                 <w:bCs/>
-                <w:kern w:val="0"/>
-                <w:sz w:val="20"/>
-                <w:szCs w:val="24"/>
-                <w:lang w:val="cs-CZ" w:eastAsia="cs-CZ" w:bidi="ar-SA"/>
+                <w:sz w:val="20"/>
+                <w:szCs w:val="24"/>
+                <w:lang w:eastAsia="cs-CZ"/>
               </w:rPr>
             </w:r>
           </w:p>
@@ -3289,6 +3323,7 @@
             <w:pPr>
               <w:pStyle w:val="Normal"/>
               <w:widowControl/>
+              <w:suppressAutoHyphens w:val="true"/>
               <w:spacing w:lineRule="auto" w:line="240" w:before="0" w:after="0"/>
               <w:jc w:val="start"/>
               <w:cnfStyle w:val="000000100000" w:firstRow="0" w:lastRow="0" w:firstColumn="0" w:lastColumn="0" w:oddVBand="0" w:evenVBand="0" w:oddHBand="1" w:evenHBand="0" w:firstRowFirstColumn="0" w:firstRowLastColumn="0" w:lastRowFirstColumn="0" w:lastRowLastColumn="0"/>
@@ -3302,17 +3337,16 @@
             <w:r>
               <w:rPr>
                 <w:rFonts w:eastAsia="Times New Roman" w:cs="Arial" w:ascii="Arial" w:hAnsi="Arial"/>
-                <w:kern w:val="0"/>
-                <w:sz w:val="20"/>
-                <w:szCs w:val="24"/>
-                <w:lang w:val="cs-CZ" w:eastAsia="cs-CZ" w:bidi="ar-SA"/>
-              </w:rPr>
-            </w:r>
-          </w:p>
-        </w:tc>
-        <w:tc>
-          <w:tcPr>
-            <w:tcW w:w="1559" w:type="dxa"/>
+                <w:sz w:val="20"/>
+                <w:szCs w:val="24"/>
+                <w:lang w:eastAsia="cs-CZ"/>
+              </w:rPr>
+            </w:r>
+          </w:p>
+        </w:tc>
+        <w:tc>
+          <w:tcPr>
+            <w:tcW w:w="1558" w:type="dxa"/>
             <w:tcBorders>
               <w:top w:val="single" w:sz="4" w:space="0" w:color="000000"/>
               <w:start w:val="single" w:sz="4" w:space="0" w:color="000000"/>
@@ -3326,6 +3360,7 @@
             <w:pPr>
               <w:pStyle w:val="Normal"/>
               <w:widowControl/>
+              <w:suppressAutoHyphens w:val="true"/>
               <w:spacing w:lineRule="auto" w:line="240" w:before="0" w:after="0"/>
               <w:jc w:val="center"/>
               <w:cnfStyle w:val="000000100000" w:firstRow="0" w:lastRow="0" w:firstColumn="0" w:lastColumn="0" w:oddVBand="0" w:evenVBand="0" w:oddHBand="1" w:evenHBand="0" w:firstRowFirstColumn="0" w:firstRowLastColumn="0" w:lastRowFirstColumn="0" w:lastRowLastColumn="0"/>
@@ -3339,10 +3374,9 @@
             <w:r>
               <w:rPr>
                 <w:rFonts w:eastAsia="Times New Roman" w:cs="Times New Roman" w:ascii="Times New Roman" w:hAnsi="Times New Roman"/>
-                <w:kern w:val="0"/>
-                <w:sz w:val="20"/>
-                <w:szCs w:val="20"/>
-                <w:lang w:val="cs-CZ" w:eastAsia="cs-CZ" w:bidi="ar-SA"/>
+                <w:sz w:val="20"/>
+                <w:szCs w:val="20"/>
+                <w:lang w:eastAsia="cs-CZ"/>
               </w:rPr>
             </w:r>
           </w:p>
@@ -3363,6 +3397,7 @@
             <w:pPr>
               <w:pStyle w:val="Normal"/>
               <w:widowControl/>
+              <w:suppressAutoHyphens w:val="true"/>
               <w:spacing w:lineRule="auto" w:line="240" w:before="0" w:after="0"/>
               <w:jc w:val="center"/>
               <w:cnfStyle w:val="000000100000" w:firstRow="0" w:lastRow="0" w:firstColumn="0" w:lastColumn="0" w:oddVBand="0" w:evenVBand="0" w:oddHBand="1" w:evenHBand="0" w:firstRowFirstColumn="0" w:firstRowLastColumn="0" w:lastRowFirstColumn="0" w:lastRowLastColumn="0"/>
@@ -3376,17 +3411,16 @@
             <w:r>
               <w:rPr>
                 <w:rFonts w:eastAsia="Times New Roman" w:cs="Times New Roman" w:ascii="Times New Roman" w:hAnsi="Times New Roman"/>
-                <w:kern w:val="0"/>
-                <w:sz w:val="20"/>
-                <w:szCs w:val="20"/>
-                <w:lang w:val="cs-CZ" w:eastAsia="cs-CZ" w:bidi="ar-SA"/>
-              </w:rPr>
-            </w:r>
-          </w:p>
-        </w:tc>
-        <w:tc>
-          <w:tcPr>
-            <w:tcW w:w="5671" w:type="dxa"/>
+                <w:sz w:val="20"/>
+                <w:szCs w:val="20"/>
+                <w:lang w:eastAsia="cs-CZ"/>
+              </w:rPr>
+            </w:r>
+          </w:p>
+        </w:tc>
+        <w:tc>
+          <w:tcPr>
+            <w:tcW w:w="5672" w:type="dxa"/>
             <w:tcBorders>
               <w:top w:val="single" w:sz="4" w:space="0" w:color="000000"/>
               <w:start w:val="single" w:sz="4" w:space="0" w:color="000000"/>
@@ -3399,6 +3433,7 @@
             <w:pPr>
               <w:pStyle w:val="Normal"/>
               <w:widowControl/>
+              <w:suppressAutoHyphens w:val="true"/>
               <w:spacing w:lineRule="auto" w:line="240" w:before="0" w:after="0"/>
               <w:jc w:val="start"/>
               <w:cnfStyle w:val="000000100000" w:firstRow="0" w:lastRow="0" w:firstColumn="0" w:lastColumn="0" w:oddVBand="0" w:evenVBand="0" w:oddHBand="1" w:evenHBand="0" w:firstRowFirstColumn="0" w:firstRowLastColumn="0" w:lastRowFirstColumn="0" w:lastRowLastColumn="0"/>
@@ -3412,10 +3447,9 @@
             <w:r>
               <w:rPr>
                 <w:rFonts w:eastAsia="Times New Roman" w:cs="Times New Roman" w:ascii="Times New Roman" w:hAnsi="Times New Roman"/>
-                <w:kern w:val="0"/>
-                <w:sz w:val="20"/>
-                <w:szCs w:val="20"/>
-                <w:lang w:val="cs-CZ" w:eastAsia="cs-CZ" w:bidi="ar-SA"/>
+                <w:sz w:val="20"/>
+                <w:szCs w:val="20"/>
+                <w:lang w:eastAsia="cs-CZ"/>
               </w:rPr>
             </w:r>
           </w:p>
@@ -3440,6 +3474,7 @@
             <w:pPr>
               <w:pStyle w:val="Normal"/>
               <w:widowControl/>
+              <w:suppressAutoHyphens w:val="true"/>
               <w:spacing w:lineRule="auto" w:line="240" w:before="0" w:after="0"/>
               <w:jc w:val="start"/>
               <w:rPr>
@@ -3468,6 +3503,7 @@
             <w:pPr>
               <w:pStyle w:val="Normal"/>
               <w:widowControl/>
+              <w:suppressAutoHyphens w:val="true"/>
               <w:spacing w:lineRule="auto" w:line="240" w:before="0" w:after="0"/>
               <w:jc w:val="start"/>
               <w:rPr>
@@ -3482,64 +3518,148 @@
                 <w:rFonts w:eastAsia="Times New Roman" w:cs="Arial" w:ascii="Arial" w:hAnsi="Arial"/>
                 <w:b/>
                 <w:bCs/>
+                <w:sz w:val="20"/>
+                <w:szCs w:val="24"/>
+                <w:lang w:eastAsia="cs-CZ"/>
+              </w:rPr>
+            </w:r>
+          </w:p>
+        </w:tc>
+        <w:tc>
+          <w:tcPr>
+            <w:tcW w:w="3826" w:type="dxa"/>
+            <w:tcBorders>
+              <w:top w:val="single" w:sz="4" w:space="0" w:color="000000"/>
+              <w:start w:val="single" w:sz="4" w:space="0" w:color="000000"/>
+              <w:bottom w:val="single" w:sz="4" w:space="0" w:color="000000"/>
+              <w:end w:val="single" w:sz="4" w:space="0" w:color="000000"/>
+            </w:tcBorders>
+          </w:tcPr>
+          <w:p>
+            <w:pPr>
+              <w:pStyle w:val="Normal"/>
+              <w:widowControl/>
+              <w:suppressAutoHyphens w:val="true"/>
+              <w:spacing w:lineRule="auto" w:line="240" w:before="0" w:after="0"/>
+              <w:jc w:val="start"/>
+              <w:cnfStyle w:val="000000000000" w:firstRow="0" w:lastRow="0" w:firstColumn="0" w:lastColumn="0" w:oddVBand="0" w:evenVBand="0" w:oddHBand="0" w:evenHBand="0" w:firstRowFirstColumn="0" w:firstRowLastColumn="0" w:lastRowFirstColumn="0" w:lastRowLastColumn="0"/>
+              <w:rPr>
+                <w:rFonts w:ascii="Arial" w:hAnsi="Arial" w:eastAsia="Times New Roman" w:cs="Arial"/>
+                <w:sz w:val="20"/>
+                <w:szCs w:val="24"/>
+                <w:lang w:eastAsia="cs-CZ"/>
+              </w:rPr>
+            </w:pPr>
+            <w:r>
+              <w:rPr>
+                <w:rFonts w:eastAsia="Times New Roman" w:cs="Arial" w:ascii="Arial" w:hAnsi="Arial"/>
                 <w:kern w:val="0"/>
                 <w:sz w:val="20"/>
                 <w:szCs w:val="24"/>
                 <w:lang w:val="cs-CZ" w:eastAsia="cs-CZ" w:bidi="ar-SA"/>
               </w:rPr>
-            </w:r>
-          </w:p>
-        </w:tc>
-        <w:tc>
-          <w:tcPr>
-            <w:tcW w:w="3826" w:type="dxa"/>
-            <w:tcBorders>
-              <w:top w:val="single" w:sz="4" w:space="0" w:color="000000"/>
-              <w:start w:val="single" w:sz="4" w:space="0" w:color="000000"/>
-              <w:bottom w:val="single" w:sz="4" w:space="0" w:color="000000"/>
-              <w:end w:val="single" w:sz="4" w:space="0" w:color="000000"/>
-            </w:tcBorders>
-          </w:tcPr>
-          <w:p>
-            <w:pPr>
-              <w:pStyle w:val="Normal"/>
-              <w:widowControl/>
+              <w:t>Uveďte, které, kde a jak byli použity nástroje AI při vypracování projektu</w:t>
+            </w:r>
+          </w:p>
+        </w:tc>
+        <w:tc>
+          <w:tcPr>
+            <w:tcW w:w="1558" w:type="dxa"/>
+            <w:tcBorders>
+              <w:top w:val="single" w:sz="4" w:space="0" w:color="000000"/>
+              <w:start w:val="single" w:sz="4" w:space="0" w:color="000000"/>
+              <w:bottom w:val="single" w:sz="4" w:space="0" w:color="000000"/>
+              <w:end w:val="single" w:sz="4" w:space="0" w:color="000000"/>
+            </w:tcBorders>
+          </w:tcPr>
+          <w:p>
+            <w:pPr>
+              <w:pStyle w:val="Normal"/>
+              <w:widowControl/>
+              <w:suppressAutoHyphens w:val="true"/>
               <w:spacing w:lineRule="auto" w:line="240" w:before="0" w:after="0"/>
               <w:jc w:val="start"/>
               <w:cnfStyle w:val="000000000000" w:firstRow="0" w:lastRow="0" w:firstColumn="0" w:lastColumn="0" w:oddVBand="0" w:evenVBand="0" w:oddHBand="0" w:evenHBand="0" w:firstRowFirstColumn="0" w:firstRowLastColumn="0" w:lastRowFirstColumn="0" w:lastRowLastColumn="0"/>
               <w:rPr>
-                <w:rFonts w:ascii="Arial" w:hAnsi="Arial" w:eastAsia="Times New Roman" w:cs="Arial"/>
-                <w:sz w:val="20"/>
-                <w:szCs w:val="24"/>
-                <w:lang w:eastAsia="cs-CZ"/>
-              </w:rPr>
-            </w:pPr>
-            <w:r>
-              <w:rPr>
-                <w:rFonts w:eastAsia="Times New Roman" w:cs="Arial" w:ascii="Arial" w:hAnsi="Arial"/>
+                <w:rFonts w:ascii="Times New Roman" w:hAnsi="Times New Roman" w:eastAsia="Times New Roman" w:cs="Times New Roman"/>
+                <w:sz w:val="20"/>
+                <w:szCs w:val="20"/>
+                <w:lang w:eastAsia="cs-CZ"/>
+              </w:rPr>
+            </w:pPr>
+            <w:r>
+              <w:rPr>
+                <w:rFonts w:eastAsia="Times New Roman" w:cs="Times New Roman" w:ascii="Times New Roman" w:hAnsi="Times New Roman"/>
+                <w:sz w:val="20"/>
+                <w:szCs w:val="20"/>
+                <w:lang w:eastAsia="cs-CZ"/>
+              </w:rPr>
+            </w:r>
+          </w:p>
+        </w:tc>
+        <w:tc>
+          <w:tcPr>
+            <w:tcW w:w="7940" w:type="dxa"/>
+            <w:gridSpan w:val="2"/>
+            <w:tcBorders>
+              <w:top w:val="single" w:sz="4" w:space="0" w:color="000000"/>
+              <w:start w:val="single" w:sz="4" w:space="0" w:color="000000"/>
+              <w:bottom w:val="single" w:sz="4" w:space="0" w:color="000000"/>
+              <w:end w:val="single" w:sz="4" w:space="0" w:color="000000"/>
+            </w:tcBorders>
+          </w:tcPr>
+          <w:p>
+            <w:pPr>
+              <w:pStyle w:val="Normal"/>
+              <w:widowControl/>
+              <w:suppressAutoHyphens w:val="true"/>
+              <w:spacing w:lineRule="auto" w:line="240" w:before="0" w:after="0"/>
+              <w:jc w:val="start"/>
+              <w:cnfStyle w:val="000000000000" w:firstRow="0" w:lastRow="0" w:firstColumn="0" w:lastColumn="0" w:oddVBand="0" w:evenVBand="0" w:oddHBand="0" w:evenHBand="0" w:firstRowFirstColumn="0" w:firstRowLastColumn="0" w:lastRowFirstColumn="0" w:lastRowLastColumn="0"/>
+              <w:rPr>
+                <w:rFonts w:ascii="Times New Roman" w:hAnsi="Times New Roman" w:eastAsia="Times New Roman" w:cs="Times New Roman"/>
+                <w:sz w:val="20"/>
+                <w:szCs w:val="20"/>
+                <w:lang w:eastAsia="cs-CZ"/>
+              </w:rPr>
+            </w:pPr>
+            <w:r>
+              <w:rPr>
+                <w:rFonts w:eastAsia="Times New Roman" w:cs="Times New Roman" w:ascii="Times New Roman" w:hAnsi="Times New Roman"/>
+                <w:sz w:val="20"/>
+                <w:szCs w:val="20"/>
+                <w:lang w:eastAsia="cs-CZ"/>
+              </w:rPr>
+              <w:t xml:space="preserve">Při optimalizaci a hledaní logickych chyb v codu u </w:t>
+            </w:r>
+            <w:r>
+              <w:rPr>
+                <w:rFonts w:eastAsia="Times New Roman" w:cs="Times New Roman" w:ascii="Times New Roman" w:hAnsi="Times New Roman"/>
+                <w:color w:val="auto"/>
                 <w:kern w:val="0"/>
                 <w:sz w:val="20"/>
-                <w:szCs w:val="24"/>
+                <w:szCs w:val="20"/>
                 <w:lang w:val="cs-CZ" w:eastAsia="cs-CZ" w:bidi="ar-SA"/>
               </w:rPr>
-              <w:t>Uveďte, které, kde a jak byli použity nástroje AI při vypracování projektu</w:t>
-            </w:r>
-          </w:p>
-        </w:tc>
-        <w:tc>
-          <w:tcPr>
-            <w:tcW w:w="1559" w:type="dxa"/>
-            <w:tcBorders>
-              <w:top w:val="single" w:sz="4" w:space="0" w:color="000000"/>
-              <w:start w:val="single" w:sz="4" w:space="0" w:color="000000"/>
-              <w:bottom w:val="single" w:sz="4" w:space="0" w:color="000000"/>
-              <w:end w:val="single" w:sz="4" w:space="0" w:color="000000"/>
-            </w:tcBorders>
-          </w:tcPr>
-          <w:p>
-            <w:pPr>
-              <w:pStyle w:val="Normal"/>
-              <w:widowControl/>
+              <w:t>TrivialLineRasterize</w:t>
+            </w:r>
+            <w:r>
+              <w:rPr>
+                <w:rFonts w:eastAsia="Times New Roman" w:cs="Times New Roman" w:ascii="Times New Roman" w:hAnsi="Times New Roman"/>
+                <w:color w:val="auto"/>
+                <w:kern w:val="0"/>
+                <w:sz w:val="20"/>
+                <w:szCs w:val="20"/>
+                <w:lang w:val="cs-CZ" w:eastAsia="cs-CZ" w:bidi="ar-SA"/>
+              </w:rPr>
+              <w:t>r a v controller</w:t>
+            </w:r>
+          </w:p>
+          <w:p>
+            <w:pPr>
+              <w:pStyle w:val="Normal"/>
+              <w:widowControl/>
+              <w:suppressAutoHyphens w:val="true"/>
               <w:spacing w:lineRule="auto" w:line="240" w:before="0" w:after="0"/>
               <w:jc w:val="start"/>
               <w:cnfStyle w:val="000000000000" w:firstRow="0" w:lastRow="0" w:firstColumn="0" w:lastColumn="0" w:oddVBand="0" w:evenVBand="0" w:oddHBand="0" w:evenHBand="0" w:firstRowFirstColumn="0" w:firstRowLastColumn="0" w:lastRowFirstColumn="0" w:lastRowLastColumn="0"/>
@@ -3553,29 +3673,20 @@
             <w:r>
               <w:rPr>
                 <w:rFonts w:eastAsia="Times New Roman" w:cs="Times New Roman" w:ascii="Times New Roman" w:hAnsi="Times New Roman"/>
+                <w:color w:val="auto"/>
                 <w:kern w:val="0"/>
                 <w:sz w:val="20"/>
                 <w:szCs w:val="20"/>
                 <w:lang w:val="cs-CZ" w:eastAsia="cs-CZ" w:bidi="ar-SA"/>
               </w:rPr>
-            </w:r>
-          </w:p>
-        </w:tc>
-        <w:tc>
-          <w:tcPr>
-            <w:tcW w:w="7939" w:type="dxa"/>
-            <w:gridSpan w:val="2"/>
-            <w:tcBorders>
-              <w:top w:val="single" w:sz="4" w:space="0" w:color="000000"/>
-              <w:start w:val="single" w:sz="4" w:space="0" w:color="000000"/>
-              <w:bottom w:val="single" w:sz="4" w:space="0" w:color="000000"/>
-              <w:end w:val="single" w:sz="4" w:space="0" w:color="000000"/>
-            </w:tcBorders>
-          </w:tcPr>
-          <w:p>
-            <w:pPr>
-              <w:pStyle w:val="Normal"/>
-              <w:widowControl/>
+              <w:t xml:space="preserve"> </w:t>
+            </w:r>
+          </w:p>
+          <w:p>
+            <w:pPr>
+              <w:pStyle w:val="Normal"/>
+              <w:widowControl/>
+              <w:suppressAutoHyphens w:val="true"/>
               <w:spacing w:lineRule="auto" w:line="240" w:before="0" w:after="0"/>
               <w:jc w:val="start"/>
               <w:cnfStyle w:val="000000000000" w:firstRow="0" w:lastRow="0" w:firstColumn="0" w:lastColumn="0" w:oddVBand="0" w:evenVBand="0" w:oddHBand="0" w:evenHBand="0" w:firstRowFirstColumn="0" w:firstRowLastColumn="0" w:lastRowFirstColumn="0" w:lastRowLastColumn="0"/>
@@ -3589,11 +3700,11 @@
             <w:r>
               <w:rPr>
                 <w:rFonts w:eastAsia="Times New Roman" w:cs="Times New Roman" w:ascii="Times New Roman" w:hAnsi="Times New Roman"/>
-                <w:kern w:val="0"/>
-                <w:sz w:val="20"/>
-                <w:szCs w:val="20"/>
-                <w:lang w:val="cs-CZ" w:eastAsia="cs-CZ" w:bidi="ar-SA"/>
-              </w:rPr>
+                <w:sz w:val="20"/>
+                <w:szCs w:val="20"/>
+                <w:lang w:eastAsia="cs-CZ"/>
+              </w:rPr>
+              <w:t xml:space="preserve"> </w:t>
             </w:r>
           </w:p>
         </w:tc>
@@ -4159,6 +4270,7 @@
     <w:qFormat/>
     <w:pPr>
       <w:widowControl/>
+      <w:suppressAutoHyphens w:val="true"/>
       <w:bidi w:val="0"/>
       <w:spacing w:lineRule="auto" w:line="259" w:before="0" w:after="160"/>
       <w:jc w:val="start"/>
